--- a/Main_Resume.docx
+++ b/Main_Resume.docx
@@ -1,1332 +1,731 @@
 
 <file path=word/document.xml><?xml version="1.0" encoding="utf-8"?>
-<w:document xmlns:mc="http://schemas.openxmlformats.org/markup-compatibility/2006" xmlns:o="urn:schemas-microsoft-com:office:office" xmlns:r="http://schemas.openxmlformats.org/officeDocument/2006/relationships" xmlns:m="http://schemas.openxmlformats.org/officeDocument/2006/math" xmlns:v="urn:schemas-microsoft-com:vml" xmlns:wp="http://schemas.openxmlformats.org/drawingml/2006/wordprocessingDrawing" xmlns:w10="urn:schemas-microsoft-com:office:word" xmlns:w="http://schemas.openxmlformats.org/wordprocessingml/2006/main" xmlns:wne="http://schemas.microsoft.com/office/word/2006/wordml" xmlns:sl="http://schemas.openxmlformats.org/schemaLibrary/2006/main" xmlns:a="http://schemas.openxmlformats.org/drawingml/2006/main" xmlns:pic="http://schemas.openxmlformats.org/drawingml/2006/picture" xmlns:c="http://schemas.openxmlformats.org/drawingml/2006/chart" xmlns:lc="http://schemas.openxmlformats.org/drawingml/2006/lockedCanvas" xmlns:dgm="http://schemas.openxmlformats.org/drawingml/2006/diagram" xmlns:wps="http://schemas.microsoft.com/office/word/2010/wordprocessingShape" xmlns:wpg="http://schemas.microsoft.com/office/word/2010/wordprocessingGroup" xmlns:w14="http://schemas.microsoft.com/office/word/2010/wordml" xmlns:w15="http://schemas.microsoft.com/office/word/2012/wordml" xmlns:w16="http://schemas.microsoft.com/office/word/2018/wordml" xmlns:w16cex="http://schemas.microsoft.com/office/word/2018/wordml/cex" xmlns:w16cid="http://schemas.microsoft.com/office/word/2016/wordml/cid" xmlns="http://schemas.microsoft.com/office/tasks/2019/documenttasks" xmlns:cr="http://schemas.microsoft.com/office/comments/2020/reactions">
+<w:document xmlns:w="http://schemas.openxmlformats.org/wordprocessingml/2006/main" xmlns:m="http://schemas.openxmlformats.org/officeDocument/2006/math" xmlns:r="http://schemas.openxmlformats.org/officeDocument/2006/relationships" xmlns:o="urn:schemas-microsoft-com:office:office" xmlns:v="urn:schemas-microsoft-com:vml" xmlns:w10="urn:schemas-microsoft-com:office:word" xmlns:a="http://schemas.openxmlformats.org/drawingml/2006/main" xmlns:pic="http://schemas.openxmlformats.org/drawingml/2006/picture" xmlns:wp="http://schemas.openxmlformats.org/drawingml/2006/wordprocessingDrawing">
   <w:body>
+    <w:bookmarkStart w:id="48" w:name="ethan-olsen"/>
     <w:p>
       <w:pPr>
         <w:pStyle w:val="Heading1"/>
-        <w:ind w:right="0"/>
-        <w:rPr/>
-      </w:pPr>
-      <w:bookmarkStart w:colFirst="0" w:colLast="0" w:name="_8zj3na5jhjtd" w:id="0"/>
-      <w:bookmarkEnd w:id="0"/>
-      <w:r>
-        <w:rPr>
-          <w:rtl w:val="0"/>
-        </w:rPr>
+      </w:pPr>
+      <w:r>
         <w:t xml:space="preserve">Ethan Olsen</w:t>
       </w:r>
     </w:p>
     <w:p>
       <w:pPr>
-        <w:jc w:val="center"/>
-        <w:rPr/>
-      </w:pPr>
-      <w:r>
-        <w:pict>
-          <v:rect style="width:0.0pt;height:1.5pt" o:hr="t" o:hrstd="t" o:hralign="center" fillcolor="#A0A0A0" stroked="f"/>
-        </w:pict>
-      </w:r>
-      <w:r>
-        <w:rPr>
-          <w:rtl w:val="0"/>
-        </w:rPr>
-      </w:r>
-    </w:p>
-    <w:p>
-      <w:pPr>
-        <w:jc w:val="center"/>
-        <w:rPr/>
-      </w:pPr>
-      <w:r>
-        <w:rPr>
-          <w:rtl w:val="0"/>
-        </w:rPr>
-        <w:t xml:space="preserve">Flagstaff, AZ 86005. </w:t>
-      </w:r>
-      <w:hyperlink r:id="rId6">
+        <w:pStyle w:val="FirstParagraph"/>
+      </w:pPr>
+      <w:r>
+        <w:t xml:space="preserve">Flagstaff, AZ 86005.</w:t>
+      </w:r>
+      <w:r>
+        <w:t xml:space="preserve"> </w:t>
+      </w:r>
+      <w:hyperlink r:id="rId24">
         <w:r>
           <w:rPr>
-            <w:color w:val="1155cc"/>
+            <w:rStyle w:val="Hyperlink"/>
             <w:u w:val="single"/>
-            <w:rtl w:val="0"/>
           </w:rPr>
           <w:t xml:space="preserve">ejom762@gmail.com</w:t>
         </w:r>
       </w:hyperlink>
       <w:r>
-        <w:rPr>
-          <w:rtl w:val="0"/>
-        </w:rPr>
-        <w:t xml:space="preserve">. </w:t>
-      </w:r>
-      <w:hyperlink r:id="rId7">
+        <w:t xml:space="preserve">.</w:t>
+      </w:r>
+      <w:r>
+        <w:t xml:space="preserve"> </w:t>
+      </w:r>
+      <w:hyperlink r:id="rId25">
         <w:r>
           <w:rPr>
-            <w:color w:val="1155cc"/>
+            <w:rStyle w:val="Hyperlink"/>
             <w:u w:val="single"/>
-            <w:rtl w:val="0"/>
           </w:rPr>
           <w:t xml:space="preserve">https://github.com/ejom</w:t>
         </w:r>
       </w:hyperlink>
       <w:r>
-        <w:rPr>
-          <w:rtl w:val="0"/>
-        </w:rPr>
-        <w:t xml:space="preserve">. </w:t>
-      </w:r>
-      <w:hyperlink r:id="rId8">
+        <w:t xml:space="preserve">.</w:t>
+      </w:r>
+      <w:r>
+        <w:t xml:space="preserve"> </w:t>
+      </w:r>
+      <w:hyperlink r:id="rId26">
         <w:r>
           <w:rPr>
-            <w:color w:val="1155cc"/>
+            <w:rStyle w:val="Hyperlink"/>
             <w:u w:val="single"/>
-            <w:rtl w:val="0"/>
           </w:rPr>
           <w:t xml:space="preserve">https://www.linkedin.com/in/ethan-olsen-a607ab1ab/</w:t>
         </w:r>
       </w:hyperlink>
       <w:r>
-        <w:rPr>
-          <w:rtl w:val="0"/>
-        </w:rPr>
-        <w:t xml:space="preserve">. </w:t>
-      </w:r>
-      <w:hyperlink r:id="rId9">
+        <w:t xml:space="preserve">.</w:t>
+      </w:r>
+      <w:r>
+        <w:t xml:space="preserve"> </w:t>
+      </w:r>
+      <w:hyperlink r:id="rId27">
         <w:r>
           <w:rPr>
-            <w:color w:val="1155cc"/>
+            <w:rStyle w:val="Hyperlink"/>
             <w:u w:val="single"/>
-            <w:rtl w:val="0"/>
           </w:rPr>
           <w:t xml:space="preserve">https://laplacient.com</w:t>
         </w:r>
       </w:hyperlink>
       <w:r>
+        <w:t xml:space="preserve">.</w:t>
+      </w:r>
+    </w:p>
+    <w:bookmarkStart w:id="28" w:name="skills"/>
+    <w:p>
+      <w:pPr>
+        <w:pStyle w:val="Heading2"/>
+      </w:pPr>
+      <w:r>
+        <w:t xml:space="preserve">Skills</w:t>
+      </w:r>
+    </w:p>
+    <w:p>
+      <w:pPr>
+        <w:pStyle w:val="FirstParagraph"/>
+      </w:pPr>
+      <w:r>
         <w:rPr>
-          <w:rtl w:val="0"/>
+          <w:b/>
+          <w:bCs/>
         </w:rPr>
-        <w:t xml:space="preserve">. </w:t>
-      </w:r>
-    </w:p>
-    <w:p>
-      <w:pPr>
-        <w:jc w:val="left"/>
-        <w:rPr/>
-      </w:pPr>
+        <w:t xml:space="preserve">Languages:</w:t>
+      </w:r>
+      <w:r>
+        <w:t xml:space="preserve"> </w:t>
+      </w:r>
+      <w:r>
+        <w:t xml:space="preserve">Python, TypeScript/JavaScript, C/C++, Ruby, MATLAB, SQL</w:t>
+      </w:r>
+      <w:r>
+        <w:t xml:space="preserve"> </w:t>
+      </w:r>
       <w:r>
         <w:rPr>
-          <w:rtl w:val="0"/>
+          <w:b/>
+          <w:bCs/>
         </w:rPr>
-      </w:r>
-    </w:p>
+        <w:t xml:space="preserve">ML / AI:</w:t>
+      </w:r>
+      <w:r>
+        <w:t xml:space="preserve"> </w:t>
+      </w:r>
+      <w:r>
+        <w:t xml:space="preserve">PyTorch, LLM evaluation, agentic workflows, vector embeddings, semantic search</w:t>
+      </w:r>
+      <w:r>
+        <w:t xml:space="preserve"> </w:t>
+      </w:r>
+      <w:r>
+        <w:rPr>
+          <w:b/>
+          <w:bCs/>
+        </w:rPr>
+        <w:t xml:space="preserve">Web / Backend:</w:t>
+      </w:r>
+      <w:r>
+        <w:t xml:space="preserve"> </w:t>
+      </w:r>
+      <w:r>
+        <w:t xml:space="preserve">React, Next.js, Vite, FastAPI, PostgreSQL</w:t>
+      </w:r>
+      <w:r>
+        <w:t xml:space="preserve"> </w:t>
+      </w:r>
+      <w:r>
+        <w:rPr>
+          <w:b/>
+          <w:bCs/>
+        </w:rPr>
+        <w:t xml:space="preserve">Infrastructure / Tools:</w:t>
+      </w:r>
+      <w:r>
+        <w:t xml:space="preserve"> </w:t>
+      </w:r>
+      <w:r>
+        <w:t xml:space="preserve">Docker, Linux/WSL, Git, pytest, Vitest, Playwright, Vercel, Railway, Render, Heroku, Supabase</w:t>
+      </w:r>
+    </w:p>
+    <w:bookmarkEnd w:id="28"/>
+    <w:bookmarkStart w:id="37" w:name="work-experience"/>
     <w:p>
       <w:pPr>
         <w:pStyle w:val="Heading2"/>
-        <w:rPr/>
-      </w:pPr>
-      <w:bookmarkStart w:colFirst="0" w:colLast="0" w:name="_sztalcohk015" w:id="1"/>
-      <w:bookmarkEnd w:id="1"/>
-      <w:r>
-        <w:rPr>
-          <w:rtl w:val="0"/>
-        </w:rPr>
-        <w:t xml:space="preserve">Experience</w:t>
-      </w:r>
-    </w:p>
+      </w:pPr>
+      <w:r>
+        <w:t xml:space="preserve">Work Experience</w:t>
+      </w:r>
+    </w:p>
+    <w:bookmarkStart w:id="30" w:name="surge-ai-remote-usa"/>
     <w:p>
       <w:pPr>
         <w:pStyle w:val="Heading3"/>
-        <w:tabs>
-          <w:tab w:val="right" w:leader="none" w:pos="8640"/>
-        </w:tabs>
-        <w:rPr/>
-      </w:pPr>
-      <w:bookmarkStart w:colFirst="0" w:colLast="0" w:name="_qrsqo06d27nm" w:id="2"/>
-      <w:bookmarkEnd w:id="2"/>
-      <w:r>
-        <w:rPr>
-          <w:rtl w:val="0"/>
-        </w:rPr>
-        <w:t xml:space="preserve">Surge AI</w:t>
-      </w:r>
-      <w:r>
-        <w:rPr>
-          <w:b w:val="0"/>
-          <w:bCs w:val="0"/>
-          <w:rtl w:val="0"/>
-        </w:rPr>
-        <w:t xml:space="preserve"> </w:t>
-        <w:tab/>
-        <w:t xml:space="preserve">Remote USA</w:t>
-      </w:r>
-      <w:r>
-        <w:rPr>
-          <w:rtl w:val="0"/>
-        </w:rPr>
-      </w:r>
-    </w:p>
+      </w:pPr>
+      <w:r>
+        <w:t xml:space="preserve">Surge AI | Remote USA</w:t>
+      </w:r>
+    </w:p>
+    <w:bookmarkStart w:id="29" w:name="X603833a099b2323ac5d5a17c7a1132f3acb8de8"/>
     <w:p>
       <w:pPr>
         <w:pStyle w:val="Heading4"/>
-        <w:tabs>
-          <w:tab w:val="right" w:leader="none" w:pos="8640"/>
-        </w:tabs>
-        <w:rPr/>
-      </w:pPr>
-      <w:bookmarkStart w:colFirst="0" w:colLast="0" w:name="_gxaeg7885ta8" w:id="3"/>
-      <w:bookmarkEnd w:id="3"/>
-      <w:r>
-        <w:rPr>
-          <w:rtl w:val="0"/>
-        </w:rPr>
-        <w:t xml:space="preserve">Research Fellow - Software Engineering</w:t>
-      </w:r>
-      <w:r>
-        <w:rPr>
-          <w:b w:val="1"/>
-          <w:bCs w:val="1"/>
-          <w:rtl w:val="0"/>
-        </w:rPr>
-        <w:t xml:space="preserve"> </w:t>
-      </w:r>
-      <w:r>
-        <w:rPr>
-          <w:rtl w:val="0"/>
-        </w:rPr>
-        <w:tab/>
-        <w:t xml:space="preserve">July 2026 - PRESENT</w:t>
+      </w:pPr>
+      <w:r>
+        <w:t xml:space="preserve">Research Fellow / Software Engineering | August 2023 - Present</w:t>
       </w:r>
     </w:p>
     <w:p>
       <w:pPr>
         <w:numPr>
           <w:ilvl w:val="0"/>
-          <w:numId w:val="8"/>
+          <w:numId w:val="1001"/>
         </w:numPr>
-        <w:tabs>
-          <w:tab w:val="right" w:leader="none" w:pos="8640"/>
-        </w:tabs>
-        <w:ind w:left="720" w:hanging="360"/>
-        <w:rPr/>
-      </w:pPr>
-      <w:r>
-        <w:rPr>
-          <w:rtl w:val="0"/>
-        </w:rPr>
-        <w:t xml:space="preserve">Research common failure modes of frontier LLM models in software engineering tasks. </w:t>
+      </w:pPr>
+      <w:r>
+        <w:t xml:space="preserve">Research common failure modes of frontier LLMs in software engineering tasks.</w:t>
       </w:r>
     </w:p>
     <w:p>
       <w:pPr>
         <w:numPr>
           <w:ilvl w:val="0"/>
-          <w:numId w:val="8"/>
+          <w:numId w:val="1001"/>
         </w:numPr>
-        <w:tabs>
-          <w:tab w:val="right" w:leader="none" w:pos="8640"/>
-        </w:tabs>
-        <w:ind w:left="720" w:hanging="360"/>
-        <w:rPr>
-          <w:u w:val="none"/>
-        </w:rPr>
-      </w:pPr>
-      <w:r>
-        <w:rPr>
-          <w:rtl w:val="0"/>
-        </w:rPr>
-        <w:t xml:space="preserve">Create conversations to induce LLM model failure across a variety of metrics. </w:t>
+      </w:pPr>
+      <w:r>
+        <w:t xml:space="preserve">Designed 100+ adversarial conversations to induce frontier-LLM failures across 5+ evaluation dimensions, including safety, accuracy, code quality, honesty, and interaction quality.</w:t>
       </w:r>
     </w:p>
     <w:p>
       <w:pPr>
         <w:numPr>
           <w:ilvl w:val="0"/>
-          <w:numId w:val="8"/>
+          <w:numId w:val="1001"/>
         </w:numPr>
-        <w:tabs>
-          <w:tab w:val="right" w:leader="none" w:pos="8640"/>
-        </w:tabs>
-        <w:ind w:left="720" w:hanging="360"/>
-        <w:rPr>
-          <w:u w:val="none"/>
-        </w:rPr>
-      </w:pPr>
-      <w:r>
-        <w:rPr>
-          <w:rtl w:val="0"/>
-        </w:rPr>
-        <w:t xml:space="preserve">Document LLM failure analysis across various metrics such as safety, accuracy, and interaction quality. </w:t>
+      </w:pPr>
+      <w:r>
+        <w:t xml:space="preserve">Documented 100+ LLM failure analyses through grading rubrics, behavioral analyses, and automated testing scripts using pytest, Vitest, and Playwright.</w:t>
       </w:r>
     </w:p>
     <w:p>
       <w:pPr>
         <w:numPr>
           <w:ilvl w:val="0"/>
-          <w:numId w:val="8"/>
+          <w:numId w:val="1001"/>
         </w:numPr>
-        <w:tabs>
-          <w:tab w:val="right" w:leader="none" w:pos="8640"/>
-        </w:tabs>
-        <w:ind w:left="720" w:hanging="360"/>
-        <w:rPr>
-          <w:u w:val="none"/>
-        </w:rPr>
-      </w:pPr>
-      <w:r>
-        <w:rPr>
-          <w:rtl w:val="0"/>
-        </w:rPr>
-        <w:t xml:space="preserve">Create software engineering environments to test LLM model capabilities using Docker and CLI tools (Linux/WSL shell scripting). </w:t>
+      </w:pPr>
+      <w:r>
+        <w:t xml:space="preserve">Created 20+ containerized software engineering environments for evaluating LLM capabilities using Docker and Linux/WSL shell tooling, providing isolated task environments without network access.</w:t>
       </w:r>
     </w:p>
     <w:p>
       <w:pPr>
         <w:numPr>
           <w:ilvl w:val="0"/>
-          <w:numId w:val="8"/>
+          <w:numId w:val="1001"/>
         </w:numPr>
-        <w:tabs>
-          <w:tab w:val="right" w:leader="none" w:pos="8640"/>
-        </w:tabs>
-        <w:ind w:left="720" w:hanging="360"/>
-        <w:rPr>
-          <w:u w:val="none"/>
-        </w:rPr>
-      </w:pPr>
-      <w:r>
-        <w:rPr>
-          <w:rtl w:val="0"/>
-        </w:rPr>
-        <w:t xml:space="preserve">Solve software engineering tasks to define standards for success. This includes problems spanning databases (Postgres), backend applications (Python), and Frontend/FullStack applications (Typescript, Ruby). </w:t>
-      </w:r>
-    </w:p>
-    <w:p>
-      <w:pPr>
-        <w:tabs>
-          <w:tab w:val="right" w:leader="none" w:pos="8640"/>
-        </w:tabs>
-        <w:rPr/>
-      </w:pPr>
-      <w:r>
-        <w:rPr>
-          <w:rtl w:val="0"/>
-        </w:rPr>
-      </w:r>
-    </w:p>
+      </w:pPr>
+      <w:r>
+        <w:t xml:space="preserve">Solved software engineering tasks to establish reference standards, producing 100+ golden solutions represented as repository diffs, validated repository states, and other reference artifacts across databases, backend systems, and full-stack applications.</w:t>
+      </w:r>
+    </w:p>
+    <w:bookmarkEnd w:id="29"/>
+    <w:bookmarkEnd w:id="30"/>
+    <w:bookmarkStart w:id="32" w:name="laplacient-remote-usa"/>
     <w:p>
       <w:pPr>
         <w:pStyle w:val="Heading3"/>
-        <w:tabs>
-          <w:tab w:val="right" w:leader="none" w:pos="8640"/>
-        </w:tabs>
-        <w:rPr/>
-      </w:pPr>
-      <w:bookmarkStart w:colFirst="0" w:colLast="0" w:name="_a1my19stiadv" w:id="4"/>
-      <w:bookmarkEnd w:id="4"/>
-      <w:r>
-        <w:rPr>
-          <w:rtl w:val="0"/>
-        </w:rPr>
-        <w:t xml:space="preserve">DataAnnotation.tech</w:t>
-      </w:r>
-      <w:r>
-        <w:rPr>
-          <w:b w:val="0"/>
-          <w:bCs w:val="0"/>
-          <w:rtl w:val="0"/>
-        </w:rPr>
-        <w:t xml:space="preserve"> </w:t>
-        <w:tab/>
-        <w:t xml:space="preserve">Remote USA</w:t>
-      </w:r>
-      <w:r>
-        <w:rPr>
-          <w:rtl w:val="0"/>
-        </w:rPr>
-      </w:r>
-    </w:p>
+      </w:pPr>
+      <w:r>
+        <w:t xml:space="preserve">Laplacient | Remote USA</w:t>
+      </w:r>
+    </w:p>
+    <w:bookmarkStart w:id="31" w:name="founder-september-2025---present"/>
     <w:p>
       <w:pPr>
         <w:pStyle w:val="Heading4"/>
-        <w:tabs>
-          <w:tab w:val="right" w:leader="none" w:pos="8640"/>
-        </w:tabs>
-        <w:rPr/>
-      </w:pPr>
-      <w:bookmarkStart w:colFirst="0" w:colLast="0" w:name="_f1096iniae8q" w:id="5"/>
-      <w:bookmarkEnd w:id="5"/>
-      <w:r>
-        <w:rPr>
-          <w:rtl w:val="0"/>
-        </w:rPr>
-        <w:t xml:space="preserve">AI Trainer - STEM Domain Expert </w:t>
-        <w:tab/>
-        <w:t xml:space="preserve">August 2023 - July 2026</w:t>
+      </w:pPr>
+      <w:r>
+        <w:t xml:space="preserve">Founder | September 2025 - Present</w:t>
       </w:r>
     </w:p>
     <w:p>
       <w:pPr>
         <w:numPr>
           <w:ilvl w:val="0"/>
-          <w:numId w:val="4"/>
+          <w:numId w:val="1002"/>
         </w:numPr>
-        <w:tabs>
-          <w:tab w:val="right" w:leader="none" w:pos="8640"/>
-        </w:tabs>
-        <w:ind w:left="720" w:hanging="360"/>
-        <w:rPr>
-          <w:u w:val="none"/>
-        </w:rPr>
-      </w:pPr>
-      <w:r>
-        <w:rPr>
-          <w:rtl w:val="0"/>
-        </w:rPr>
-        <w:t xml:space="preserve">Create prompts to induce LLM model failure across a variety of STEM domains (math, electrical engineering, and software engineering). </w:t>
-      </w:r>
-    </w:p>
-    <w:p>
-      <w:pPr>
-        <w:numPr>
-          <w:ilvl w:val="0"/>
-          <w:numId w:val="4"/>
-        </w:numPr>
-        <w:tabs>
-          <w:tab w:val="right" w:leader="none" w:pos="8640"/>
-        </w:tabs>
-        <w:ind w:left="720" w:hanging="360"/>
-        <w:rPr>
-          <w:u w:val="none"/>
-        </w:rPr>
-      </w:pPr>
-      <w:r>
-        <w:rPr>
-          <w:rtl w:val="0"/>
-        </w:rPr>
-        <w:t xml:space="preserve">Create ideal solutions to graduate level STEM domain prompts. </w:t>
-      </w:r>
-    </w:p>
-    <w:p>
-      <w:pPr>
-        <w:numPr>
-          <w:ilvl w:val="0"/>
-          <w:numId w:val="4"/>
-        </w:numPr>
-        <w:tabs>
-          <w:tab w:val="right" w:leader="none" w:pos="8640"/>
-        </w:tabs>
-        <w:ind w:left="720" w:hanging="360"/>
-        <w:rPr>
-          <w:u w:val="none"/>
-        </w:rPr>
-      </w:pPr>
-      <w:r>
-        <w:rPr>
-          <w:rtl w:val="0"/>
-        </w:rPr>
-        <w:t xml:space="preserve">Compare different LLM models in their performance for solving graduate level STEM domain problems. </w:t>
-      </w:r>
-    </w:p>
-    <w:p>
-      <w:pPr>
-        <w:tabs>
-          <w:tab w:val="right" w:leader="none" w:pos="8640"/>
-        </w:tabs>
-        <w:rPr/>
-      </w:pPr>
-      <w:r>
-        <w:rPr>
-          <w:rtl w:val="0"/>
-        </w:rPr>
-      </w:r>
-    </w:p>
-    <w:p>
-      <w:pPr>
-        <w:pStyle w:val="Heading3"/>
-        <w:tabs>
-          <w:tab w:val="right" w:leader="none" w:pos="8640"/>
-        </w:tabs>
-        <w:rPr>
-          <w:b w:val="0"/>
-          <w:bCs w:val="0"/>
-        </w:rPr>
-      </w:pPr>
-      <w:bookmarkStart w:colFirst="0" w:colLast="0" w:name="_2xjmjpno157v" w:id="6"/>
-      <w:bookmarkEnd w:id="6"/>
-      <w:r>
-        <w:rPr>
-          <w:rtl w:val="0"/>
-        </w:rPr>
-        <w:t xml:space="preserve">Laplacient </w:t>
-        <w:tab/>
-      </w:r>
-      <w:r>
-        <w:rPr>
-          <w:b w:val="0"/>
-          <w:bCs w:val="0"/>
-          <w:rtl w:val="0"/>
-        </w:rPr>
-        <w:t xml:space="preserve">Remote USA</w:t>
-      </w:r>
-    </w:p>
-    <w:p>
-      <w:pPr>
-        <w:pStyle w:val="Heading4"/>
-        <w:tabs>
-          <w:tab w:val="right" w:leader="none" w:pos="8640"/>
-        </w:tabs>
-        <w:rPr/>
-      </w:pPr>
-      <w:bookmarkStart w:colFirst="0" w:colLast="0" w:name="_vwufk5isqojw" w:id="7"/>
-      <w:bookmarkEnd w:id="7"/>
-      <w:r>
-        <w:rPr>
-          <w:rtl w:val="0"/>
-        </w:rPr>
-        <w:t xml:space="preserve">Founder </w:t>
-        <w:tab/>
-        <w:t xml:space="preserve">September 2025 - PRESENT</w:t>
-      </w:r>
-    </w:p>
-    <w:p>
-      <w:pPr>
-        <w:numPr>
-          <w:ilvl w:val="0"/>
-          <w:numId w:val="2"/>
-        </w:numPr>
-        <w:tabs>
-          <w:tab w:val="right" w:leader="none" w:pos="8640"/>
-        </w:tabs>
-        <w:ind w:left="720" w:hanging="360"/>
-        <w:rPr>
-          <w:u w:val="none"/>
-        </w:rPr>
-      </w:pPr>
-      <w:hyperlink r:id="rId10">
+      </w:pPr>
+      <w:hyperlink r:id="rId27">
         <w:r>
           <w:rPr>
-            <w:color w:val="1155cc"/>
+            <w:rStyle w:val="Hyperlink"/>
             <w:u w:val="single"/>
-            <w:rtl w:val="0"/>
           </w:rPr>
           <w:t xml:space="preserve">https://laplacient.com/</w:t>
         </w:r>
       </w:hyperlink>
-      <w:r>
-        <w:rPr>
-          <w:rtl w:val="0"/>
-        </w:rPr>
-        <w:t xml:space="preserve"> </w:t>
-      </w:r>
     </w:p>
     <w:p>
       <w:pPr>
         <w:numPr>
           <w:ilvl w:val="0"/>
-          <w:numId w:val="2"/>
+          <w:numId w:val="1002"/>
         </w:numPr>
-        <w:tabs>
-          <w:tab w:val="right" w:leader="none" w:pos="8640"/>
-        </w:tabs>
-        <w:ind w:left="720" w:hanging="360"/>
-        <w:rPr>
-          <w:u w:val="none"/>
-        </w:rPr>
-      </w:pPr>
-      <w:r>
-        <w:rPr>
-          <w:rtl w:val="0"/>
-        </w:rPr>
-        <w:t xml:space="preserve">Built an AI job board powered by agentic workflows, ML embedded vector models, and browser agents. </w:t>
+      </w:pPr>
+      <w:r>
+        <w:t xml:space="preserve">Built a pre-launch AI career platform combining semantic vector search, agentic workflows, and browser agents to automate job discovery and application workflows.</w:t>
       </w:r>
     </w:p>
     <w:p>
       <w:pPr>
         <w:numPr>
           <w:ilvl w:val="0"/>
-          <w:numId w:val="2"/>
+          <w:numId w:val="1002"/>
         </w:numPr>
-        <w:tabs>
-          <w:tab w:val="right" w:leader="none" w:pos="8640"/>
-        </w:tabs>
-        <w:ind w:left="720" w:hanging="360"/>
-        <w:rPr>
-          <w:u w:val="none"/>
-        </w:rPr>
-      </w:pPr>
-      <w:r>
-        <w:rPr>
-          <w:rtl w:val="0"/>
-        </w:rPr>
-        <w:t xml:space="preserve">Develop agentic automation tools for individuals and small businesses. </w:t>
-      </w:r>
-      <w:r>
-        <w:rPr>
-          <w:rtl w:val="0"/>
-        </w:rPr>
-      </w:r>
-    </w:p>
-    <w:p>
-      <w:pPr>
-        <w:tabs>
-          <w:tab w:val="right" w:leader="none" w:pos="8640"/>
-        </w:tabs>
-        <w:rPr/>
-      </w:pPr>
-      <w:r>
-        <w:rPr>
-          <w:rtl w:val="0"/>
-        </w:rPr>
-      </w:r>
-    </w:p>
-    <w:p>
-      <w:pPr>
-        <w:pStyle w:val="Heading3"/>
-        <w:tabs>
-          <w:tab w:val="right" w:leader="none" w:pos="8640"/>
-        </w:tabs>
-        <w:rPr>
-          <w:b w:val="0"/>
-          <w:bCs w:val="0"/>
-        </w:rPr>
-      </w:pPr>
-      <w:bookmarkStart w:colFirst="0" w:colLast="0" w:name="_lnrgi8fb3qt" w:id="8"/>
-      <w:bookmarkEnd w:id="8"/>
-      <w:r>
-        <w:rPr>
-          <w:rtl w:val="0"/>
-        </w:rPr>
-        <w:t xml:space="preserve">CadenceSEO </w:t>
-      </w:r>
-      <w:r>
-        <w:rPr>
-          <w:b w:val="0"/>
-          <w:bCs w:val="0"/>
-          <w:rtl w:val="0"/>
-        </w:rPr>
-        <w:tab/>
-        <w:t xml:space="preserve">Remote USA</w:t>
-      </w:r>
-    </w:p>
-    <w:p>
-      <w:pPr>
-        <w:pStyle w:val="Heading4"/>
-        <w:tabs>
-          <w:tab w:val="right" w:leader="none" w:pos="8640"/>
-        </w:tabs>
-        <w:rPr/>
-      </w:pPr>
-      <w:bookmarkStart w:colFirst="0" w:colLast="0" w:name="_gd3ptntx0lj3" w:id="9"/>
-      <w:bookmarkEnd w:id="9"/>
-      <w:r>
-        <w:rPr>
-          <w:rtl w:val="0"/>
-        </w:rPr>
-        <w:t xml:space="preserve">Software Engineer </w:t>
-        <w:tab/>
-        <w:t xml:space="preserve">March 2026 - July 2026</w:t>
+      </w:pPr>
+      <w:r>
+        <w:t xml:space="preserve">Automated a cross-platform invoice creation workflow spanning ShipStation and Coupa, reducing manual work across 100+ invoice creations per week using a guided Claude Cowork workflow.</w:t>
       </w:r>
     </w:p>
     <w:p>
       <w:pPr>
         <w:numPr>
           <w:ilvl w:val="0"/>
-          <w:numId w:val="7"/>
+          <w:numId w:val="1002"/>
         </w:numPr>
-        <w:tabs>
-          <w:tab w:val="right" w:leader="none" w:pos="8640"/>
-        </w:tabs>
-        <w:ind w:left="720" w:hanging="360"/>
-        <w:rPr>
-          <w:u w:val="none"/>
-        </w:rPr>
-      </w:pPr>
-      <w:r>
-        <w:rPr>
-          <w:rtl w:val="0"/>
-        </w:rPr>
-        <w:t xml:space="preserve">Develop full applications to automate internal tasks using agentic workflows. </w:t>
+      </w:pPr>
+      <w:r>
+        <w:t xml:space="preserve">Delivered custom automation software for 2 small-business clients, developing end-to-end agentic workflows around internal business processes.</w:t>
       </w:r>
     </w:p>
     <w:p>
       <w:pPr>
         <w:numPr>
           <w:ilvl w:val="0"/>
-          <w:numId w:val="7"/>
+          <w:numId w:val="1002"/>
         </w:numPr>
-        <w:tabs>
-          <w:tab w:val="right" w:leader="none" w:pos="8640"/>
-        </w:tabs>
-        <w:ind w:left="720" w:hanging="360"/>
-        <w:rPr>
-          <w:u w:val="none"/>
-        </w:rPr>
-      </w:pPr>
-      <w:r>
-        <w:rPr>
-          <w:rtl w:val="0"/>
-        </w:rPr>
-        <w:t xml:space="preserve">Utilized TypeScript Next.js/Vite, Python FastAPI, PostgreSQL, Docker, Linux Ubuntu CLI, and Git. </w:t>
+      </w:pPr>
+      <w:r>
+        <w:t xml:space="preserve">Designing a social media automation platform to eliminate ~10 hours of weekly manual work by generating and publishing text, image, blog, and video content across LinkedIn, Instagram, Facebook, X, YouTube, and TikTok using PostPeer.</w:t>
       </w:r>
     </w:p>
     <w:p>
       <w:pPr>
         <w:numPr>
           <w:ilvl w:val="0"/>
-          <w:numId w:val="7"/>
+          <w:numId w:val="1002"/>
         </w:numPr>
-        <w:tabs>
-          <w:tab w:val="right" w:leader="none" w:pos="8640"/>
-        </w:tabs>
-        <w:ind w:left="720" w:hanging="360"/>
-        <w:rPr>
-          <w:u w:val="none"/>
-        </w:rPr>
-      </w:pPr>
-      <w:r>
-        <w:rPr>
-          <w:rtl w:val="0"/>
-        </w:rPr>
-        <w:t xml:space="preserve">Managed production deployments of applications using tools like Vercel, Supabase, Railway, Render, and Heroku. </w:t>
+      </w:pPr>
+      <w:r>
+        <w:t xml:space="preserve">Develop reusable AI automation tools for individuals and small businesses using full-stack applications, LLM agents, and third-party integrations.</w:t>
+      </w:r>
+    </w:p>
+    <w:bookmarkEnd w:id="31"/>
+    <w:bookmarkEnd w:id="32"/>
+    <w:bookmarkStart w:id="34" w:name="cadenceseo-remote-usa"/>
+    <w:p>
+      <w:pPr>
+        <w:pStyle w:val="Heading3"/>
+      </w:pPr>
+      <w:r>
+        <w:t xml:space="preserve">CadenceSEO | Remote USA</w:t>
+      </w:r>
+    </w:p>
+    <w:bookmarkStart w:id="33" w:name="software-engineer-march-2026---july-2026"/>
+    <w:p>
+      <w:pPr>
+        <w:pStyle w:val="Heading4"/>
+      </w:pPr>
+      <w:r>
+        <w:t xml:space="preserve">Software Engineer | March 2026 - July 2026</w:t>
       </w:r>
     </w:p>
     <w:p>
       <w:pPr>
         <w:numPr>
           <w:ilvl w:val="0"/>
-          <w:numId w:val="7"/>
+          <w:numId w:val="1003"/>
         </w:numPr>
-        <w:tabs>
-          <w:tab w:val="right" w:leader="none" w:pos="8640"/>
-        </w:tabs>
-        <w:ind w:left="720" w:hanging="360"/>
-        <w:rPr>
-          <w:u w:val="none"/>
-        </w:rPr>
-      </w:pPr>
-      <w:r>
-        <w:rPr>
-          <w:rtl w:val="0"/>
-        </w:rPr>
-        <w:t xml:space="preserve">Managed a small team of developers, coordinating git branching, environment variables for each teammate, and PR reviews. </w:t>
-      </w:r>
-    </w:p>
-    <w:p>
-      <w:pPr>
-        <w:tabs>
-          <w:tab w:val="right" w:leader="none" w:pos="8640"/>
-        </w:tabs>
-        <w:ind w:left="0" w:firstLine="0"/>
-        <w:rPr/>
-      </w:pPr>
-      <w:r>
-        <w:rPr>
-          <w:rtl w:val="0"/>
-        </w:rPr>
-      </w:r>
-    </w:p>
-    <w:p>
-      <w:pPr>
-        <w:pStyle w:val="Heading3"/>
-        <w:tabs>
-          <w:tab w:val="right" w:leader="none" w:pos="8640"/>
-        </w:tabs>
-        <w:rPr>
-          <w:b w:val="0"/>
-          <w:bCs w:val="0"/>
-        </w:rPr>
-      </w:pPr>
-      <w:bookmarkStart w:colFirst="0" w:colLast="0" w:name="_u9dz6v2z54g6" w:id="10"/>
-      <w:bookmarkEnd w:id="10"/>
-      <w:r>
-        <w:rPr>
-          <w:rtl w:val="0"/>
-        </w:rPr>
-        <w:t xml:space="preserve">Arizona State University </w:t>
-      </w:r>
-      <w:r>
-        <w:rPr>
-          <w:b w:val="0"/>
-          <w:bCs w:val="0"/>
-          <w:rtl w:val="0"/>
-        </w:rPr>
-        <w:tab/>
-        <w:t xml:space="preserve">Tempe, AZ</w:t>
-      </w:r>
-    </w:p>
-    <w:p>
-      <w:pPr>
-        <w:pStyle w:val="Heading4"/>
-        <w:tabs>
-          <w:tab w:val="right" w:leader="none" w:pos="8640"/>
-        </w:tabs>
-        <w:rPr/>
-      </w:pPr>
-      <w:bookmarkStart w:colFirst="0" w:colLast="0" w:name="_kkgcbho8amfo" w:id="11"/>
-      <w:bookmarkEnd w:id="11"/>
-      <w:r>
-        <w:rPr>
-          <w:rtl w:val="0"/>
-        </w:rPr>
-        <w:t xml:space="preserve">Research Intern - Advanced Semiconductor Packaging </w:t>
-        <w:tab/>
-        <w:t xml:space="preserve">June 2026 - July 2026</w:t>
+      </w:pPr>
+      <w:r>
+        <w:t xml:space="preserve">Developed a page optimization platform that automated 200+ SEO optimization tasks per week, replacing roughly 60 hours of manual work per week. Scraped client web pages, evaluated keyword difficulty, search volume, and content relevance, and recommended updates to titles, headers, and meta descriptions.</w:t>
       </w:r>
     </w:p>
     <w:p>
       <w:pPr>
         <w:numPr>
           <w:ilvl w:val="0"/>
-          <w:numId w:val="6"/>
+          <w:numId w:val="1003"/>
         </w:numPr>
-        <w:tabs>
-          <w:tab w:val="right" w:leader="none" w:pos="8640"/>
-        </w:tabs>
-        <w:ind w:left="720" w:hanging="360"/>
-        <w:rPr>
-          <w:u w:val="none"/>
-        </w:rPr>
-      </w:pPr>
-      <w:r>
-        <w:rPr>
-          <w:rtl w:val="0"/>
-        </w:rPr>
-        <w:t xml:space="preserve">Built and ran Ansys HFSS electromagnetic simulations to characterize signal integrity in advanced packaging structures, applying transmission line fundamentals (S-parameters, wave propagation, impedance matching) to interpret results. </w:t>
+      </w:pPr>
+      <w:r>
+        <w:t xml:space="preserve">Developed a content-topic generation platform that analyzed client keyword research and content coverage to identify 10+ keyword gaps per client and prioritize high-impact, feasible opportunities. Deployed across 30+ clients, generating 300+ content topics per week.</w:t>
       </w:r>
     </w:p>
     <w:p>
       <w:pPr>
         <w:numPr>
           <w:ilvl w:val="0"/>
-          <w:numId w:val="6"/>
+          <w:numId w:val="1003"/>
         </w:numPr>
-        <w:tabs>
-          <w:tab w:val="right" w:leader="none" w:pos="8640"/>
-        </w:tabs>
-        <w:ind w:left="720" w:hanging="360"/>
-        <w:rPr>
-          <w:u w:val="none"/>
-        </w:rPr>
-      </w:pPr>
-      <w:r>
-        <w:rPr>
-          <w:rtl w:val="0"/>
-        </w:rPr>
+      </w:pPr>
+      <w:r>
+        <w:t xml:space="preserve">Built a public SEO toolset with 5+ free tools for prospective clients, including backlink analysis, SERP preview, page-speed testing, AI visibility, and Reddit visibility tools.</w:t>
+      </w:r>
+    </w:p>
+    <w:bookmarkEnd w:id="33"/>
+    <w:bookmarkEnd w:id="34"/>
+    <w:bookmarkStart w:id="36" w:name="arizona-state-university-tempe-az"/>
+    <w:p>
+      <w:pPr>
+        <w:pStyle w:val="Heading3"/>
+      </w:pPr>
+      <w:r>
+        <w:t xml:space="preserve">Arizona State University | Tempe, AZ</w:t>
+      </w:r>
+    </w:p>
+    <w:bookmarkStart w:id="35" w:name="X7096e3e8907fd4ac2d92538264d91a27b0263ac"/>
+    <w:p>
+      <w:pPr>
+        <w:pStyle w:val="Heading4"/>
+      </w:pPr>
+      <w:r>
+        <w:t xml:space="preserve">Research Intern / Advanced Semiconductor Packaging | June 2026 - July 2026</w:t>
+      </w:r>
+    </w:p>
+    <w:p>
+      <w:pPr>
+        <w:numPr>
+          <w:ilvl w:val="0"/>
+          <w:numId w:val="1004"/>
+        </w:numPr>
+      </w:pPr>
+      <w:r>
+        <w:t xml:space="preserve">Built and ran Ansys HFSS electromagnetic simulations to characterize signal integrity in advanced packaging structures, applying transmission line fundamentals (S-parameters, wave propagation, impedance matching) to interpret results.</w:t>
+      </w:r>
+    </w:p>
+    <w:p>
+      <w:pPr>
+        <w:numPr>
+          <w:ilvl w:val="0"/>
+          <w:numId w:val="1004"/>
+        </w:numPr>
+      </w:pPr>
+      <w:r>
         <w:t xml:space="preserve">Gained cleanroom process experience (lithography, etching, CVD) at ASU NanoFab and MacroTechnology Works; performed die wire-bond testing on the Sigma Bond Tester.</w:t>
       </w:r>
     </w:p>
-    <w:p>
-      <w:pPr>
-        <w:tabs>
-          <w:tab w:val="right" w:leader="none" w:pos="8640"/>
-        </w:tabs>
-        <w:rPr/>
-      </w:pPr>
-      <w:r>
-        <w:rPr>
-          <w:rtl w:val="0"/>
-        </w:rPr>
-      </w:r>
-    </w:p>
+    <w:bookmarkEnd w:id="35"/>
+    <w:bookmarkEnd w:id="36"/>
+    <w:bookmarkEnd w:id="37"/>
+    <w:bookmarkStart w:id="45" w:name="projects-and-research"/>
     <w:p>
       <w:pPr>
         <w:pStyle w:val="Heading2"/>
-        <w:tabs>
-          <w:tab w:val="right" w:leader="none" w:pos="8640"/>
-        </w:tabs>
-        <w:rPr/>
-      </w:pPr>
-      <w:bookmarkStart w:colFirst="0" w:colLast="0" w:name="_2orjvvudj7m5" w:id="12"/>
-      <w:bookmarkEnd w:id="12"/>
-      <w:r>
-        <w:rPr>
-          <w:rtl w:val="0"/>
-        </w:rPr>
+      </w:pPr>
+      <w:r>
         <w:t xml:space="preserve">Projects and Research</w:t>
       </w:r>
     </w:p>
+    <w:bookmarkStart w:id="40" w:name="X762225c5df61e806710845b30025d81f705a908"/>
     <w:p>
       <w:pPr>
         <w:pStyle w:val="Heading3"/>
-        <w:tabs>
-          <w:tab w:val="right" w:leader="none" w:pos="8640"/>
-        </w:tabs>
-        <w:rPr>
-          <w:b w:val="0"/>
-          <w:bCs w:val="0"/>
-        </w:rPr>
-      </w:pPr>
-      <w:bookmarkStart w:colFirst="0" w:colLast="0" w:name="_yqlklol2qkwi" w:id="13"/>
-      <w:bookmarkEnd w:id="13"/>
-      <w:r>
-        <w:rPr>
-          <w:rtl w:val="0"/>
-        </w:rPr>
-        <w:t xml:space="preserve">IR-Drop Prediction ML Model - Semiconductor Solutions Challenge </w:t>
-        <w:tab/>
-      </w:r>
-      <w:r>
-        <w:rPr>
-          <w:b w:val="0"/>
-          <w:bCs w:val="0"/>
-          <w:rtl w:val="0"/>
-        </w:rPr>
-        <w:t xml:space="preserve">April 2026</w:t>
-      </w:r>
-    </w:p>
-    <w:p>
-      <w:pPr>
-        <w:tabs>
-          <w:tab w:val="right" w:leader="none" w:pos="8640"/>
-        </w:tabs>
-        <w:ind w:left="0" w:firstLine="0"/>
-        <w:rPr/>
-      </w:pPr>
-      <w:r>
-        <w:rPr>
-          <w:rtl w:val="0"/>
-        </w:rPr>
-        <w:t xml:space="preserve">Certificate: </w:t>
-      </w:r>
-      <w:hyperlink r:id="rId11">
+      </w:pPr>
+      <w:r>
+        <w:t xml:space="preserve">IR-Drop Prediction ML Model / Semiconductor Solutions Challenge | April 2026</w:t>
+      </w:r>
+    </w:p>
+    <w:p>
+      <w:pPr>
+        <w:pStyle w:val="FirstParagraph"/>
+      </w:pPr>
+      <w:r>
+        <w:t xml:space="preserve">Certificate:</w:t>
+      </w:r>
+      <w:r>
+        <w:t xml:space="preserve"> </w:t>
+      </w:r>
+      <w:hyperlink r:id="rId38">
         <w:r>
           <w:rPr>
-            <w:color w:val="1155cc"/>
+            <w:rStyle w:val="Hyperlink"/>
             <w:u w:val="single"/>
-            <w:rtl w:val="0"/>
           </w:rPr>
           <w:t xml:space="preserve">https://credid.asu.edu/public/awards/dd47b4e7-db6e-4c96-96e1-61d30329e5b6</w:t>
         </w:r>
       </w:hyperlink>
-      <w:r>
-        <w:rPr>
-          <w:rtl w:val="0"/>
-        </w:rPr>
+    </w:p>
+    <w:p>
+      <w:pPr>
+        <w:pStyle w:val="BodyText"/>
+      </w:pPr>
+      <w:r>
+        <w:t xml:space="preserve">Github:</w:t>
+      </w:r>
+      <w:r>
         <w:t xml:space="preserve"> </w:t>
       </w:r>
-    </w:p>
-    <w:p>
-      <w:pPr>
-        <w:tabs>
-          <w:tab w:val="right" w:leader="none" w:pos="8640"/>
-        </w:tabs>
-        <w:ind w:left="0" w:firstLine="0"/>
-        <w:rPr/>
-      </w:pPr>
-      <w:r>
-        <w:rPr>
-          <w:b w:val="0"/>
-          <w:bCs w:val="0"/>
-          <w:rtl w:val="0"/>
-        </w:rPr>
-        <w:t xml:space="preserve">Github: </w:t>
-      </w:r>
-      <w:hyperlink r:id="rId12">
+      <w:hyperlink r:id="rId39">
         <w:r>
           <w:rPr>
-            <w:color w:val="1155cc"/>
+            <w:rStyle w:val="Hyperlink"/>
             <w:u w:val="single"/>
-            <w:rtl w:val="0"/>
           </w:rPr>
           <w:t xml:space="preserve">https://github.com/ejom/Semiconductor-Solutions-Challenge-Submission_Ultron</w:t>
         </w:r>
       </w:hyperlink>
-      <w:r>
-        <w:rPr>
-          <w:rtl w:val="0"/>
-        </w:rPr>
-        <w:t xml:space="preserve"> </w:t>
-      </w:r>
     </w:p>
     <w:p>
       <w:pPr>
         <w:numPr>
           <w:ilvl w:val="0"/>
-          <w:numId w:val="9"/>
+          <w:numId w:val="1005"/>
         </w:numPr>
-        <w:tabs>
-          <w:tab w:val="right" w:leader="none" w:pos="8640"/>
-        </w:tabs>
-        <w:ind w:left="720" w:hanging="360"/>
-        <w:rPr>
-          <w:u w:val="none"/>
-        </w:rPr>
-      </w:pPr>
-      <w:r>
-        <w:rPr>
-          <w:rtl w:val="0"/>
-        </w:rPr>
-        <w:t xml:space="preserve">Designed a PyTorch U-Net (fully convolutional) model to predict power-delivery-network voltage drop across semiconductor layouts. </w:t>
+      </w:pPr>
+      <w:r>
+        <w:t xml:space="preserve">Designed a PyTorch U-Net fully convolutional model to predict power-delivery-network voltage drop across semiconductor layouts.</w:t>
       </w:r>
     </w:p>
     <w:p>
       <w:pPr>
         <w:numPr>
           <w:ilvl w:val="0"/>
-          <w:numId w:val="9"/>
+          <w:numId w:val="1005"/>
         </w:numPr>
-        <w:tabs>
-          <w:tab w:val="right" w:leader="none" w:pos="8640"/>
-        </w:tabs>
-        <w:ind w:left="720" w:hanging="360"/>
-        <w:rPr>
-          <w:u w:val="none"/>
-        </w:rPr>
-      </w:pPr>
-      <w:r>
-        <w:rPr>
-          <w:rtl w:val="0"/>
-        </w:rPr>
-        <w:t xml:space="preserve">Engineered a tensor data pipeline: Z-score normalized CSV inputs of PDN density, effective distance, and current stacked into 3-channel tensors. </w:t>
-      </w:r>
-    </w:p>
-    <w:p>
-      <w:pPr>
-        <w:tabs>
-          <w:tab w:val="right" w:leader="none" w:pos="8640"/>
-        </w:tabs>
-        <w:rPr/>
-      </w:pPr>
-      <w:r>
-        <w:rPr>
-          <w:rtl w:val="0"/>
-        </w:rPr>
-      </w:r>
-    </w:p>
+      </w:pPr>
+      <w:r>
+        <w:t xml:space="preserve">Pretrained on hundreds of synthetic circuit layouts and fine-tuned on a set of 10 real-circuit samples to generalize IR-drop prediction to 10 unseen real designs.</w:t>
+      </w:r>
+    </w:p>
+    <w:p>
+      <w:pPr>
+        <w:numPr>
+          <w:ilvl w:val="0"/>
+          <w:numId w:val="1005"/>
+        </w:numPr>
+      </w:pPr>
+      <w:r>
+        <w:t xml:space="preserve">Engineered a tensor data pipeline with Z-score normalized PDN density, effective distance, and current inputs stacked into 3-channel tensors.</w:t>
+      </w:r>
+    </w:p>
+    <w:p>
+      <w:pPr>
+        <w:numPr>
+          <w:ilvl w:val="0"/>
+          <w:numId w:val="1005"/>
+        </w:numPr>
+      </w:pPr>
+      <w:r>
+        <w:t xml:space="preserve">Achieved RMSE = 0.54 mV, MAE = 0.45 mV, and NRMSE = 0.118 on held-out real-circuit data.</w:t>
+      </w:r>
+    </w:p>
+    <w:p>
+      <w:pPr>
+        <w:numPr>
+          <w:ilvl w:val="0"/>
+          <w:numId w:val="1005"/>
+        </w:numPr>
+      </w:pPr>
+      <w:r>
+        <w:t xml:space="preserve">Achieved precision = 0.729, recall = 0.573, and F1 = 0.510 for detecting high IR-drop regions, defined as the top 10% of ground-truth voltage-drop values for each unique sample (values averaged across all samples).</w:t>
+      </w:r>
+    </w:p>
+    <w:bookmarkEnd w:id="40"/>
+    <w:bookmarkStart w:id="42" w:name="X33b44473b8dad29d24cb6971755fdad8a3d21ff"/>
     <w:p>
       <w:pPr>
         <w:pStyle w:val="Heading3"/>
-        <w:tabs>
-          <w:tab w:val="right" w:leader="none" w:pos="8640"/>
-        </w:tabs>
-        <w:rPr>
-          <w:b w:val="0"/>
-          <w:bCs w:val="0"/>
-        </w:rPr>
-      </w:pPr>
-      <w:bookmarkStart w:colFirst="0" w:colLast="0" w:name="_5qvmnb8zx21y" w:id="14"/>
-      <w:bookmarkEnd w:id="14"/>
-      <w:r>
-        <w:rPr>
-          <w:rtl w:val="0"/>
-        </w:rPr>
-        <w:t xml:space="preserve">Smartphone Battery &amp; Power System Modeling - MCM Contest Paper </w:t>
-        <w:tab/>
-      </w:r>
-      <w:r>
-        <w:rPr>
-          <w:b w:val="0"/>
-          <w:bCs w:val="0"/>
-          <w:rtl w:val="0"/>
-        </w:rPr>
-        <w:t xml:space="preserve">Feb 2026</w:t>
-      </w:r>
-    </w:p>
-    <w:p>
-      <w:pPr>
-        <w:tabs>
-          <w:tab w:val="right" w:leader="none" w:pos="8640"/>
-        </w:tabs>
-        <w:rPr/>
-      </w:pPr>
-      <w:hyperlink r:id="rId13">
+      </w:pPr>
+      <w:r>
+        <w:t xml:space="preserve">Smartphone Battery &amp; Power System Modeling / MCM Contest Paper | February 2026</w:t>
+      </w:r>
+    </w:p>
+    <w:p>
+      <w:pPr>
+        <w:pStyle w:val="FirstParagraph"/>
+      </w:pPr>
+      <w:hyperlink r:id="rId41">
         <w:r>
           <w:rPr>
-            <w:color w:val="1155cc"/>
+            <w:rStyle w:val="Hyperlink"/>
             <w:u w:val="single"/>
-            <w:rtl w:val="0"/>
           </w:rPr>
           <w:t xml:space="preserve">https://github.com/ejom/MCM</w:t>
         </w:r>
       </w:hyperlink>
-      <w:r>
-        <w:rPr>
-          <w:rtl w:val="0"/>
-        </w:rPr>
-        <w:t xml:space="preserve"> </w:t>
-      </w:r>
     </w:p>
     <w:p>
       <w:pPr>
         <w:numPr>
           <w:ilvl w:val="0"/>
-          <w:numId w:val="5"/>
+          <w:numId w:val="1006"/>
         </w:numPr>
-        <w:tabs>
-          <w:tab w:val="right" w:leader="none" w:pos="8640"/>
-        </w:tabs>
-        <w:ind w:left="720" w:hanging="360"/>
-        <w:rPr>
-          <w:u w:val="none"/>
-        </w:rPr>
-      </w:pPr>
-      <w:r>
-        <w:rPr>
-          <w:rtl w:val="0"/>
-        </w:rPr>
-        <w:t xml:space="preserve">Co-authored a continuous-time GAM-based power model of smartphone battery life. </w:t>
+      </w:pPr>
+      <w:r>
+        <w:t xml:space="preserve">Co-authored a continuous-time, physics-based generalized additive model (GAM) of smartphone power consumption and battery life.</w:t>
       </w:r>
     </w:p>
     <w:p>
       <w:pPr>
         <w:numPr>
           <w:ilvl w:val="0"/>
-          <w:numId w:val="5"/>
+          <w:numId w:val="1006"/>
         </w:numPr>
-        <w:tabs>
-          <w:tab w:val="right" w:leader="none" w:pos="8640"/>
-        </w:tabs>
-        <w:ind w:left="720" w:hanging="360"/>
-        <w:rPr>
-          <w:u w:val="none"/>
-        </w:rPr>
-      </w:pPr>
-      <w:r>
-        <w:rPr>
-          <w:rtl w:val="0"/>
-        </w:rPr>
-        <w:t xml:space="preserve">Simulated varying CPU usage, network, wifi, connectivity, and display to study their impact on smartphone battery life. </w:t>
-      </w:r>
-    </w:p>
-    <w:p>
-      <w:pPr>
-        <w:tabs>
-          <w:tab w:val="right" w:leader="none" w:pos="8640"/>
-        </w:tabs>
-        <w:ind w:left="0" w:firstLine="0"/>
-        <w:rPr/>
-      </w:pPr>
-      <w:r>
-        <w:rPr>
-          <w:rtl w:val="0"/>
-        </w:rPr>
-      </w:r>
-    </w:p>
+      </w:pPr>
+      <w:r>
+        <w:t xml:space="preserve">Simulated variations in CPU utilization, network connectivity, Wi-Fi/5G usage, and display activity to quantify their effects on battery life.</w:t>
+      </w:r>
+    </w:p>
+    <w:p>
+      <w:pPr>
+        <w:numPr>
+          <w:ilvl w:val="0"/>
+          <w:numId w:val="1006"/>
+        </w:numPr>
+      </w:pPr>
+      <w:r>
+        <w:t xml:space="preserve">Identified network connectivity as a major driver of power consumption, with a Wi-Fi-only simulation achieving ~34 hours of battery life versus ~17 hours for 5G-only usage.</w:t>
+      </w:r>
+    </w:p>
+    <w:p>
+      <w:pPr>
+        <w:numPr>
+          <w:ilvl w:val="0"/>
+          <w:numId w:val="1006"/>
+        </w:numPr>
+      </w:pPr>
+      <w:r>
+        <w:t xml:space="preserve">Parameterized usage variables using real smartphone usage statistics collected from an iPhone XR.</w:t>
+      </w:r>
+    </w:p>
+    <w:bookmarkEnd w:id="42"/>
+    <w:bookmarkStart w:id="44" w:name="Xa5ea8bb5f323f4e5bb8a6d41f7d0cd8164fdb74"/>
     <w:p>
       <w:pPr>
         <w:pStyle w:val="Heading3"/>
-        <w:tabs>
-          <w:tab w:val="right" w:leader="none" w:pos="8640"/>
-        </w:tabs>
-        <w:rPr>
-          <w:b w:val="0"/>
-          <w:bCs w:val="0"/>
-        </w:rPr>
-      </w:pPr>
-      <w:bookmarkStart w:colFirst="0" w:colLast="0" w:name="_kbwg172un6ys" w:id="15"/>
-      <w:bookmarkEnd w:id="15"/>
-      <w:r>
-        <w:rPr>
-          <w:rtl w:val="0"/>
-        </w:rPr>
-        <w:t xml:space="preserve">Grid-Connected Multi-String PV Inverter Simulation </w:t>
-        <w:tab/>
-      </w:r>
-      <w:r>
-        <w:rPr>
-          <w:b w:val="0"/>
-          <w:bCs w:val="0"/>
-          <w:rtl w:val="0"/>
-        </w:rPr>
-        <w:t xml:space="preserve">April 2026</w:t>
-      </w:r>
-    </w:p>
-    <w:p>
-      <w:pPr>
-        <w:tabs>
-          <w:tab w:val="right" w:leader="none" w:pos="8640"/>
-        </w:tabs>
-        <w:rPr/>
-      </w:pPr>
-      <w:hyperlink r:id="rId14">
+      </w:pPr>
+      <w:r>
+        <w:t xml:space="preserve">Grid-Connected Multi-String PV Inverter Simulation | April 2026</w:t>
+      </w:r>
+    </w:p>
+    <w:p>
+      <w:pPr>
+        <w:pStyle w:val="FirstParagraph"/>
+      </w:pPr>
+      <w:hyperlink r:id="rId43">
         <w:r>
           <w:rPr>
-            <w:color w:val="1155cc"/>
+            <w:rStyle w:val="Hyperlink"/>
             <w:u w:val="single"/>
-            <w:rtl w:val="0"/>
           </w:rPr>
           <w:t xml:space="preserve">https://github.com/ejom/PV-Inverter-Simulink</w:t>
         </w:r>
       </w:hyperlink>
-      <w:r>
-        <w:rPr>
-          <w:rtl w:val="0"/>
-        </w:rPr>
-        <w:t xml:space="preserve"> </w:t>
-      </w:r>
-    </w:p>
-    <w:p>
-      <w:pPr>
+    </w:p>
+    <w:p>
+      <w:pPr>
+        <w:pStyle w:val="Compact"/>
         <w:numPr>
           <w:ilvl w:val="0"/>
-          <w:numId w:val="1"/>
+          <w:numId w:val="1007"/>
         </w:numPr>
-        <w:tabs>
-          <w:tab w:val="right" w:leader="none" w:pos="8640"/>
-        </w:tabs>
-        <w:ind w:left="720" w:hanging="360"/>
-        <w:rPr>
-          <w:u w:val="none"/>
-        </w:rPr>
-      </w:pPr>
-      <w:r>
-        <w:rPr>
-          <w:rtl w:val="0"/>
-        </w:rPr>
+      </w:pPr>
+      <w:r>
         <w:t xml:space="preserve">Built a two-stage grid-connected PV simulation in MATLAB/Simulink modeling dual DC/DC boost converters with Hill-Climbing MPPT, PID-controlled DC link, and AC grid injection stage</w:t>
       </w:r>
     </w:p>
-    <w:p>
-      <w:pPr>
-        <w:tabs>
-          <w:tab w:val="right" w:leader="none" w:pos="8640"/>
-        </w:tabs>
-        <w:ind w:left="0" w:firstLine="0"/>
-        <w:rPr/>
-      </w:pPr>
-      <w:r>
-        <w:rPr>
-          <w:rtl w:val="0"/>
-        </w:rPr>
-      </w:r>
-    </w:p>
+    <w:bookmarkEnd w:id="44"/>
+    <w:bookmarkEnd w:id="45"/>
+    <w:bookmarkStart w:id="47" w:name="education"/>
     <w:p>
       <w:pPr>
         <w:pStyle w:val="Heading2"/>
-        <w:tabs>
-          <w:tab w:val="right" w:leader="none" w:pos="8640"/>
-        </w:tabs>
-        <w:rPr/>
-      </w:pPr>
-      <w:bookmarkStart w:colFirst="0" w:colLast="0" w:name="_5f0eif3y3ilw" w:id="16"/>
-      <w:bookmarkEnd w:id="16"/>
-      <w:r>
-        <w:rPr>
-          <w:rtl w:val="0"/>
-        </w:rPr>
+      </w:pPr>
+      <w:r>
         <w:t xml:space="preserve">Education</w:t>
       </w:r>
     </w:p>
+    <w:bookmarkStart w:id="46" w:name="Xea068e08b8ebaef097df856083547063be6818f"/>
     <w:p>
       <w:pPr>
         <w:pStyle w:val="Heading3"/>
-        <w:tabs>
-          <w:tab w:val="right" w:leader="none" w:pos="8640"/>
-        </w:tabs>
-        <w:rPr>
-          <w:b w:val="0"/>
-          <w:bCs w:val="0"/>
-        </w:rPr>
-      </w:pPr>
-      <w:bookmarkStart w:colFirst="0" w:colLast="0" w:name="_2jd1fac0kl77" w:id="17"/>
-      <w:bookmarkEnd w:id="17"/>
-      <w:r>
-        <w:rPr>
-          <w:rtl w:val="0"/>
-        </w:rPr>
-        <w:t xml:space="preserve">Northern Arizona University (GPA 3.78)</w:t>
-      </w:r>
-      <w:r>
-        <w:rPr>
-          <w:b w:val="0"/>
-          <w:bCs w:val="0"/>
-          <w:rtl w:val="0"/>
-        </w:rPr>
-        <w:tab/>
-        <w:t xml:space="preserve">Flagstaff, AZ</w:t>
-      </w:r>
-    </w:p>
-    <w:p>
-      <w:pPr>
-        <w:numPr>
-          <w:ilvl w:val="0"/>
-          <w:numId w:val="3"/>
-        </w:numPr>
-        <w:tabs>
-          <w:tab w:val="right" w:leader="none" w:pos="8640"/>
-        </w:tabs>
-        <w:ind w:left="720" w:hanging="360"/>
-      </w:pPr>
-      <w:r>
-        <w:rPr>
-          <w:rtl w:val="0"/>
-        </w:rPr>
-        <w:t xml:space="preserve">Linux Ubuntu WSL, Git, MATLAB, Semiconductor Devices (MOSFETs), Digital Signal Processing, PV Power Systems, FPGA design, embedded systems C/C++, Communications and Wireless Sensing.</w:t>
-      </w:r>
-    </w:p>
-    <w:p>
-      <w:pPr>
-        <w:tabs>
-          <w:tab w:val="right" w:leader="none" w:pos="8640"/>
-        </w:tabs>
-        <w:rPr/>
-      </w:pPr>
-      <w:r>
-        <w:rPr>
-          <w:rtl w:val="0"/>
-        </w:rPr>
-      </w:r>
-    </w:p>
-    <w:p>
-      <w:pPr>
-        <w:pStyle w:val="Heading4"/>
-        <w:tabs>
-          <w:tab w:val="right" w:leader="none" w:pos="8640"/>
-        </w:tabs>
-        <w:rPr/>
-      </w:pPr>
-      <w:bookmarkStart w:colFirst="0" w:colLast="0" w:name="_dvqamr7gd2pm" w:id="18"/>
-      <w:bookmarkEnd w:id="18"/>
-      <w:r>
-        <w:rPr>
-          <w:rtl w:val="0"/>
-        </w:rPr>
-        <w:t xml:space="preserve">Master’s in Electrical Engineering </w:t>
-        <w:tab/>
-        <w:t xml:space="preserve">December 2027</w:t>
-      </w:r>
-    </w:p>
-    <w:p>
-      <w:pPr>
-        <w:pStyle w:val="Heading4"/>
-        <w:tabs>
-          <w:tab w:val="right" w:leader="none" w:pos="8640"/>
-        </w:tabs>
-        <w:rPr/>
-      </w:pPr>
-      <w:bookmarkStart w:colFirst="0" w:colLast="0" w:name="_w91i7gofcu0" w:id="19"/>
-      <w:bookmarkEnd w:id="19"/>
-      <w:r>
-        <w:rPr>
-          <w:rtl w:val="0"/>
-        </w:rPr>
-        <w:t xml:space="preserve">Bachelor’s in Electrical Engineering </w:t>
-        <w:tab/>
-        <w:t xml:space="preserve">May 2027</w:t>
-      </w:r>
-    </w:p>
-    <w:p>
-      <w:pPr>
-        <w:tabs>
-          <w:tab w:val="right" w:leader="none" w:pos="8640"/>
-        </w:tabs>
-        <w:rPr/>
-      </w:pPr>
-      <w:r>
-        <w:rPr>
-          <w:rtl w:val="0"/>
-        </w:rPr>
-      </w:r>
-    </w:p>
+      </w:pPr>
+      <w:r>
+        <w:t xml:space="preserve">Northern Arizona University (GPA 3.78) | Flagstaff, AZ</w:t>
+      </w:r>
+    </w:p>
+    <w:p>
+      <w:pPr>
+        <w:pStyle w:val="FirstParagraph"/>
+      </w:pPr>
+      <w:r>
+        <w:t xml:space="preserve">M.S. Electrical Engineering | Expected December 2027</w:t>
+      </w:r>
+      <w:r>
+        <w:t xml:space="preserve"> </w:t>
+      </w:r>
+      <w:r>
+        <w:t xml:space="preserve">B.S. Electrical Engineering | Expected May 2027</w:t>
+      </w:r>
+      <w:r>
+        <w:t xml:space="preserve"> </w:t>
+      </w:r>
+      <w:r>
+        <w:t xml:space="preserve">GPA: 3.78</w:t>
+      </w:r>
+    </w:p>
+    <w:p>
+      <w:pPr>
+        <w:pStyle w:val="BodyText"/>
+      </w:pPr>
+      <w:r>
+        <w:t xml:space="preserve">Relevant Coursework: Digital Signal Processing, Semiconductor Devices, FPGA Design, Embedded Systems, Communications &amp; Wireless Sensing, PV Power Systems</w:t>
+      </w:r>
+    </w:p>
+    <w:bookmarkEnd w:id="46"/>
+    <w:bookmarkEnd w:id="47"/>
+    <w:bookmarkEnd w:id="48"/>
     <w:sectPr>
       <w:headerReference r:id="rId15" w:type="default"/>
-      <w:pgSz w:h="15840" w:w="12240" w:orient="portrait"/>
-      <w:pgMar w:bottom="1440" w:top="1440" w:left="1440" w:right="1440" w:header="720" w:footer="720"/>
+      <w:pgSz w:h="15840" w:orient="portrait" w:w="12240"/>
+      <w:pgMar w:bottom="1440" w:footer="720" w:header="720" w:left="1440" w:right="1440" w:top="1440"/>
       <w:pgNumType w:start="1"/>
     </w:sectPr>
   </w:body>
 </w:document>
+</file>
+
+<file path=word/comments.xml><?xml version="1.0" encoding="utf-8"?>
+<w:comments xmlns:w="http://schemas.openxmlformats.org/wordprocessingml/2006/main" xmlns:m="http://schemas.openxmlformats.org/officeDocument/2006/math" xmlns:r="http://schemas.openxmlformats.org/officeDocument/2006/relationships" xmlns:o="urn:schemas-microsoft-com:office:office" xmlns:v="urn:schemas-microsoft-com:vml" xmlns:w10="urn:schemas-microsoft-com:office:word" xmlns:a="http://schemas.openxmlformats.org/drawingml/2006/main" xmlns:pic="http://schemas.openxmlformats.org/drawingml/2006/picture" xmlns:wp="http://schemas.openxmlformats.org/drawingml/2006/wordprocessingDrawing"/>
+</file>
+
+<file path=word/footnotes.xml><?xml version="1.0" encoding="utf-8"?>
+<w:footnotes xmlns:w="http://schemas.openxmlformats.org/wordprocessingml/2006/main" xmlns:m="http://schemas.openxmlformats.org/officeDocument/2006/math" xmlns:r="http://schemas.openxmlformats.org/officeDocument/2006/relationships" xmlns:o="urn:schemas-microsoft-com:office:office" xmlns:v="urn:schemas-microsoft-com:vml" xmlns:w10="urn:schemas-microsoft-com:office:word" xmlns:a="http://schemas.openxmlformats.org/drawingml/2006/main" xmlns:pic="http://schemas.openxmlformats.org/drawingml/2006/picture" xmlns:wp="http://schemas.openxmlformats.org/drawingml/2006/wordprocessingDrawing">
+  <w:footnote w:type="continuationSeparator" w:id="0">
+    <w:p>
+      <w:r>
+        <w:continuationSeparator/>
+      </w:r>
+    </w:p>
+  </w:footnote>
+  <w:footnote w:type="separator" w:id="-1">
+    <w:p>
+      <w:r>
+        <w:separator/>
+      </w:r>
+    </w:p>
+  </w:footnote>
+</w:footnotes>
 </file>
 
 <file path=word/header1.xml><?xml version="1.0" encoding="utf-8"?>
@@ -1345,7 +744,7 @@
 </file>
 
 <file path=word/numbering.xml><?xml version="1.0" encoding="utf-8"?>
-<w:numbering xmlns:mc="http://schemas.openxmlformats.org/markup-compatibility/2006" xmlns:o="urn:schemas-microsoft-com:office:office" xmlns:r="http://schemas.openxmlformats.org/officeDocument/2006/relationships" xmlns:m="http://schemas.openxmlformats.org/officeDocument/2006/math" xmlns:v="urn:schemas-microsoft-com:vml" xmlns:wp="http://schemas.openxmlformats.org/drawingml/2006/wordprocessingDrawing" xmlns:w10="urn:schemas-microsoft-com:office:word" xmlns:w="http://schemas.openxmlformats.org/wordprocessingml/2006/main" xmlns:wne="http://schemas.microsoft.com/office/word/2006/wordml" xmlns:sl="http://schemas.openxmlformats.org/schemaLibrary/2006/main" xmlns:a="http://schemas.openxmlformats.org/drawingml/2006/main" xmlns:pic="http://schemas.openxmlformats.org/drawingml/2006/picture" xmlns:c="http://schemas.openxmlformats.org/drawingml/2006/chart" xmlns:lc="http://schemas.openxmlformats.org/drawingml/2006/lockedCanvas" xmlns:dgm="http://schemas.openxmlformats.org/drawingml/2006/diagram" xmlns:wps="http://schemas.microsoft.com/office/word/2010/wordprocessingShape" xmlns:wpg="http://schemas.microsoft.com/office/word/2010/wordprocessingGroup" xmlns:w14="http://schemas.microsoft.com/office/word/2010/wordml" xmlns:w15="http://schemas.microsoft.com/office/word/2012/wordml" xmlns:w16="http://schemas.microsoft.com/office/word/2018/wordml" xmlns:w16cex="http://schemas.microsoft.com/office/word/2018/wordml/cex" xmlns:w16cid="http://schemas.microsoft.com/office/word/2016/wordml/cid" xmlns="http://schemas.microsoft.com/office/tasks/2019/documenttasks" xmlns:cr="http://schemas.microsoft.com/office/comments/2020/reactions">
+<w:numbering xmlns="http://schemas.microsoft.com/office/tasks/2019/documenttasks" xmlns:a="http://schemas.openxmlformats.org/drawingml/2006/main" xmlns:c="http://schemas.openxmlformats.org/drawingml/2006/chart" xmlns:cr="http://schemas.microsoft.com/office/comments/2020/reactions" xmlns:dgm="http://schemas.openxmlformats.org/drawingml/2006/diagram" xmlns:lc="http://schemas.openxmlformats.org/drawingml/2006/lockedCanvas" xmlns:m="http://schemas.openxmlformats.org/officeDocument/2006/math" xmlns:mc="http://schemas.openxmlformats.org/markup-compatibility/2006" xmlns:o="urn:schemas-microsoft-com:office:office" xmlns:pic="http://schemas.openxmlformats.org/drawingml/2006/picture" xmlns:r="http://schemas.openxmlformats.org/officeDocument/2006/relationships" xmlns:sl="http://schemas.openxmlformats.org/schemaLibrary/2006/main" xmlns:v="urn:schemas-microsoft-com:vml" xmlns:w="http://schemas.openxmlformats.org/wordprocessingml/2006/main" xmlns:w10="urn:schemas-microsoft-com:office:word" xmlns:w14="http://schemas.microsoft.com/office/word/2010/wordml" xmlns:w15="http://schemas.microsoft.com/office/word/2012/wordml" xmlns:w16="http://schemas.microsoft.com/office/word/2018/wordml" xmlns:w16cex="http://schemas.microsoft.com/office/word/2018/wordml/cex" xmlns:w16cid="http://schemas.microsoft.com/office/word/2016/wordml/cid" xmlns:wne="http://schemas.microsoft.com/office/word/2006/wordml" xmlns:wp="http://schemas.openxmlformats.org/drawingml/2006/wordprocessingDrawing" xmlns:wpg="http://schemas.microsoft.com/office/word/2010/wordprocessingGroup" xmlns:wps="http://schemas.microsoft.com/office/word/2010/wordprocessingShape">
   <w:abstractNum w:abstractNumId="1">
     <w:lvl w:ilvl="0">
       <w:start w:val="1"/>
@@ -1353,7 +752,7 @@
       <w:lvlText w:val="●"/>
       <w:lvlJc w:val="left"/>
       <w:pPr>
-        <w:ind w:left="720" w:hanging="360"/>
+        <w:ind w:hanging="360" w:left="720"/>
       </w:pPr>
       <w:rPr>
         <w:u w:val="none"/>
@@ -1365,7 +764,7 @@
       <w:lvlText w:val="○"/>
       <w:lvlJc w:val="left"/>
       <w:pPr>
-        <w:ind w:left="1440" w:hanging="360"/>
+        <w:ind w:hanging="360" w:left="1440"/>
       </w:pPr>
       <w:rPr>
         <w:u w:val="none"/>
@@ -1377,7 +776,7 @@
       <w:lvlText w:val="■"/>
       <w:lvlJc w:val="left"/>
       <w:pPr>
-        <w:ind w:left="2160" w:hanging="360"/>
+        <w:ind w:hanging="360" w:left="2160"/>
       </w:pPr>
       <w:rPr>
         <w:u w:val="none"/>
@@ -1389,7 +788,7 @@
       <w:lvlText w:val="●"/>
       <w:lvlJc w:val="left"/>
       <w:pPr>
-        <w:ind w:left="2880" w:hanging="360"/>
+        <w:ind w:hanging="360" w:left="2880"/>
       </w:pPr>
       <w:rPr>
         <w:u w:val="none"/>
@@ -1401,7 +800,7 @@
       <w:lvlText w:val="○"/>
       <w:lvlJc w:val="left"/>
       <w:pPr>
-        <w:ind w:left="3600" w:hanging="360"/>
+        <w:ind w:hanging="360" w:left="3600"/>
       </w:pPr>
       <w:rPr>
         <w:u w:val="none"/>
@@ -1413,7 +812,7 @@
       <w:lvlText w:val="■"/>
       <w:lvlJc w:val="left"/>
       <w:pPr>
-        <w:ind w:left="4320" w:hanging="360"/>
+        <w:ind w:hanging="360" w:left="4320"/>
       </w:pPr>
       <w:rPr>
         <w:u w:val="none"/>
@@ -1425,7 +824,7 @@
       <w:lvlText w:val="●"/>
       <w:lvlJc w:val="left"/>
       <w:pPr>
-        <w:ind w:left="5040" w:hanging="360"/>
+        <w:ind w:hanging="360" w:left="5040"/>
       </w:pPr>
       <w:rPr>
         <w:u w:val="none"/>
@@ -1437,7 +836,7 @@
       <w:lvlText w:val="○"/>
       <w:lvlJc w:val="left"/>
       <w:pPr>
-        <w:ind w:left="5760" w:hanging="360"/>
+        <w:ind w:hanging="360" w:left="5760"/>
       </w:pPr>
       <w:rPr>
         <w:u w:val="none"/>
@@ -1449,7 +848,7 @@
       <w:lvlText w:val="■"/>
       <w:lvlJc w:val="left"/>
       <w:pPr>
-        <w:ind w:left="6480" w:hanging="360"/>
+        <w:ind w:hanging="360" w:left="6480"/>
       </w:pPr>
       <w:rPr>
         <w:u w:val="none"/>
@@ -1463,7 +862,7 @@
       <w:lvlText w:val="●"/>
       <w:lvlJc w:val="left"/>
       <w:pPr>
-        <w:ind w:left="720" w:hanging="360"/>
+        <w:ind w:hanging="360" w:left="720"/>
       </w:pPr>
       <w:rPr>
         <w:u w:val="none"/>
@@ -1475,7 +874,7 @@
       <w:lvlText w:val="○"/>
       <w:lvlJc w:val="left"/>
       <w:pPr>
-        <w:ind w:left="1440" w:hanging="360"/>
+        <w:ind w:hanging="360" w:left="1440"/>
       </w:pPr>
       <w:rPr>
         <w:u w:val="none"/>
@@ -1487,7 +886,7 @@
       <w:lvlText w:val="■"/>
       <w:lvlJc w:val="left"/>
       <w:pPr>
-        <w:ind w:left="2160" w:hanging="360"/>
+        <w:ind w:hanging="360" w:left="2160"/>
       </w:pPr>
       <w:rPr>
         <w:u w:val="none"/>
@@ -1499,7 +898,7 @@
       <w:lvlText w:val="●"/>
       <w:lvlJc w:val="left"/>
       <w:pPr>
-        <w:ind w:left="2880" w:hanging="360"/>
+        <w:ind w:hanging="360" w:left="2880"/>
       </w:pPr>
       <w:rPr>
         <w:u w:val="none"/>
@@ -1511,7 +910,7 @@
       <w:lvlText w:val="○"/>
       <w:lvlJc w:val="left"/>
       <w:pPr>
-        <w:ind w:left="3600" w:hanging="360"/>
+        <w:ind w:hanging="360" w:left="3600"/>
       </w:pPr>
       <w:rPr>
         <w:u w:val="none"/>
@@ -1523,7 +922,7 @@
       <w:lvlText w:val="■"/>
       <w:lvlJc w:val="left"/>
       <w:pPr>
-        <w:ind w:left="4320" w:hanging="360"/>
+        <w:ind w:hanging="360" w:left="4320"/>
       </w:pPr>
       <w:rPr>
         <w:u w:val="none"/>
@@ -1535,7 +934,7 @@
       <w:lvlText w:val="●"/>
       <w:lvlJc w:val="left"/>
       <w:pPr>
-        <w:ind w:left="5040" w:hanging="360"/>
+        <w:ind w:hanging="360" w:left="5040"/>
       </w:pPr>
       <w:rPr>
         <w:u w:val="none"/>
@@ -1547,7 +946,7 @@
       <w:lvlText w:val="○"/>
       <w:lvlJc w:val="left"/>
       <w:pPr>
-        <w:ind w:left="5760" w:hanging="360"/>
+        <w:ind w:hanging="360" w:left="5760"/>
       </w:pPr>
       <w:rPr>
         <w:u w:val="none"/>
@@ -1559,7 +958,7 @@
       <w:lvlText w:val="■"/>
       <w:lvlJc w:val="left"/>
       <w:pPr>
-        <w:ind w:left="6480" w:hanging="360"/>
+        <w:ind w:hanging="360" w:left="6480"/>
       </w:pPr>
       <w:rPr>
         <w:u w:val="none"/>
@@ -1573,7 +972,7 @@
       <w:lvlText w:val="●"/>
       <w:lvlJc w:val="left"/>
       <w:pPr>
-        <w:ind w:left="720" w:hanging="360"/>
+        <w:ind w:hanging="360" w:left="720"/>
       </w:pPr>
       <w:rPr>
         <w:u w:val="none"/>
@@ -1585,7 +984,7 @@
       <w:lvlText w:val="○"/>
       <w:lvlJc w:val="left"/>
       <w:pPr>
-        <w:ind w:left="1440" w:hanging="360"/>
+        <w:ind w:hanging="360" w:left="1440"/>
       </w:pPr>
       <w:rPr>
         <w:u w:val="none"/>
@@ -1597,7 +996,7 @@
       <w:lvlText w:val="■"/>
       <w:lvlJc w:val="left"/>
       <w:pPr>
-        <w:ind w:left="2160" w:hanging="360"/>
+        <w:ind w:hanging="360" w:left="2160"/>
       </w:pPr>
       <w:rPr>
         <w:u w:val="none"/>
@@ -1609,7 +1008,7 @@
       <w:lvlText w:val="●"/>
       <w:lvlJc w:val="left"/>
       <w:pPr>
-        <w:ind w:left="2880" w:hanging="360"/>
+        <w:ind w:hanging="360" w:left="2880"/>
       </w:pPr>
       <w:rPr>
         <w:u w:val="none"/>
@@ -1621,7 +1020,7 @@
       <w:lvlText w:val="○"/>
       <w:lvlJc w:val="left"/>
       <w:pPr>
-        <w:ind w:left="3600" w:hanging="360"/>
+        <w:ind w:hanging="360" w:left="3600"/>
       </w:pPr>
       <w:rPr>
         <w:u w:val="none"/>
@@ -1633,7 +1032,7 @@
       <w:lvlText w:val="■"/>
       <w:lvlJc w:val="left"/>
       <w:pPr>
-        <w:ind w:left="4320" w:hanging="360"/>
+        <w:ind w:hanging="360" w:left="4320"/>
       </w:pPr>
       <w:rPr>
         <w:u w:val="none"/>
@@ -1645,7 +1044,7 @@
       <w:lvlText w:val="●"/>
       <w:lvlJc w:val="left"/>
       <w:pPr>
-        <w:ind w:left="5040" w:hanging="360"/>
+        <w:ind w:hanging="360" w:left="5040"/>
       </w:pPr>
       <w:rPr>
         <w:u w:val="none"/>
@@ -1657,7 +1056,7 @@
       <w:lvlText w:val="○"/>
       <w:lvlJc w:val="left"/>
       <w:pPr>
-        <w:ind w:left="5760" w:hanging="360"/>
+        <w:ind w:hanging="360" w:left="5760"/>
       </w:pPr>
       <w:rPr>
         <w:u w:val="none"/>
@@ -1669,7 +1068,7 @@
       <w:lvlText w:val="■"/>
       <w:lvlJc w:val="left"/>
       <w:pPr>
-        <w:ind w:left="6480" w:hanging="360"/>
+        <w:ind w:hanging="360" w:left="6480"/>
       </w:pPr>
       <w:rPr>
         <w:u w:val="none"/>
@@ -1683,7 +1082,7 @@
       <w:lvlText w:val="●"/>
       <w:lvlJc w:val="left"/>
       <w:pPr>
-        <w:ind w:left="720" w:hanging="360"/>
+        <w:ind w:hanging="360" w:left="720"/>
       </w:pPr>
       <w:rPr>
         <w:u w:val="none"/>
@@ -1695,7 +1094,7 @@
       <w:lvlText w:val="○"/>
       <w:lvlJc w:val="left"/>
       <w:pPr>
-        <w:ind w:left="1440" w:hanging="360"/>
+        <w:ind w:hanging="360" w:left="1440"/>
       </w:pPr>
       <w:rPr>
         <w:u w:val="none"/>
@@ -1707,7 +1106,7 @@
       <w:lvlText w:val="■"/>
       <w:lvlJc w:val="left"/>
       <w:pPr>
-        <w:ind w:left="2160" w:hanging="360"/>
+        <w:ind w:hanging="360" w:left="2160"/>
       </w:pPr>
       <w:rPr>
         <w:u w:val="none"/>
@@ -1719,7 +1118,7 @@
       <w:lvlText w:val="●"/>
       <w:lvlJc w:val="left"/>
       <w:pPr>
-        <w:ind w:left="2880" w:hanging="360"/>
+        <w:ind w:hanging="360" w:left="2880"/>
       </w:pPr>
       <w:rPr>
         <w:u w:val="none"/>
@@ -1731,7 +1130,7 @@
       <w:lvlText w:val="○"/>
       <w:lvlJc w:val="left"/>
       <w:pPr>
-        <w:ind w:left="3600" w:hanging="360"/>
+        <w:ind w:hanging="360" w:left="3600"/>
       </w:pPr>
       <w:rPr>
         <w:u w:val="none"/>
@@ -1743,7 +1142,7 @@
       <w:lvlText w:val="■"/>
       <w:lvlJc w:val="left"/>
       <w:pPr>
-        <w:ind w:left="4320" w:hanging="360"/>
+        <w:ind w:hanging="360" w:left="4320"/>
       </w:pPr>
       <w:rPr>
         <w:u w:val="none"/>
@@ -1755,7 +1154,7 @@
       <w:lvlText w:val="●"/>
       <w:lvlJc w:val="left"/>
       <w:pPr>
-        <w:ind w:left="5040" w:hanging="360"/>
+        <w:ind w:hanging="360" w:left="5040"/>
       </w:pPr>
       <w:rPr>
         <w:u w:val="none"/>
@@ -1767,7 +1166,7 @@
       <w:lvlText w:val="○"/>
       <w:lvlJc w:val="left"/>
       <w:pPr>
-        <w:ind w:left="5760" w:hanging="360"/>
+        <w:ind w:hanging="360" w:left="5760"/>
       </w:pPr>
       <w:rPr>
         <w:u w:val="none"/>
@@ -1779,7 +1178,7 @@
       <w:lvlText w:val="■"/>
       <w:lvlJc w:val="left"/>
       <w:pPr>
-        <w:ind w:left="6480" w:hanging="360"/>
+        <w:ind w:hanging="360" w:left="6480"/>
       </w:pPr>
       <w:rPr>
         <w:u w:val="none"/>
@@ -1793,7 +1192,7 @@
       <w:lvlText w:val="●"/>
       <w:lvlJc w:val="left"/>
       <w:pPr>
-        <w:ind w:left="720" w:hanging="360"/>
+        <w:ind w:hanging="360" w:left="720"/>
       </w:pPr>
       <w:rPr>
         <w:u w:val="none"/>
@@ -1805,7 +1204,7 @@
       <w:lvlText w:val="○"/>
       <w:lvlJc w:val="left"/>
       <w:pPr>
-        <w:ind w:left="1440" w:hanging="360"/>
+        <w:ind w:hanging="360" w:left="1440"/>
       </w:pPr>
       <w:rPr>
         <w:u w:val="none"/>
@@ -1817,7 +1216,7 @@
       <w:lvlText w:val="■"/>
       <w:lvlJc w:val="left"/>
       <w:pPr>
-        <w:ind w:left="2160" w:hanging="360"/>
+        <w:ind w:hanging="360" w:left="2160"/>
       </w:pPr>
       <w:rPr>
         <w:u w:val="none"/>
@@ -1829,7 +1228,7 @@
       <w:lvlText w:val="●"/>
       <w:lvlJc w:val="left"/>
       <w:pPr>
-        <w:ind w:left="2880" w:hanging="360"/>
+        <w:ind w:hanging="360" w:left="2880"/>
       </w:pPr>
       <w:rPr>
         <w:u w:val="none"/>
@@ -1841,7 +1240,7 @@
       <w:lvlText w:val="○"/>
       <w:lvlJc w:val="left"/>
       <w:pPr>
-        <w:ind w:left="3600" w:hanging="360"/>
+        <w:ind w:hanging="360" w:left="3600"/>
       </w:pPr>
       <w:rPr>
         <w:u w:val="none"/>
@@ -1853,7 +1252,7 @@
       <w:lvlText w:val="■"/>
       <w:lvlJc w:val="left"/>
       <w:pPr>
-        <w:ind w:left="4320" w:hanging="360"/>
+        <w:ind w:hanging="360" w:left="4320"/>
       </w:pPr>
       <w:rPr>
         <w:u w:val="none"/>
@@ -1865,7 +1264,7 @@
       <w:lvlText w:val="●"/>
       <w:lvlJc w:val="left"/>
       <w:pPr>
-        <w:ind w:left="5040" w:hanging="360"/>
+        <w:ind w:hanging="360" w:left="5040"/>
       </w:pPr>
       <w:rPr>
         <w:u w:val="none"/>
@@ -1877,7 +1276,7 @@
       <w:lvlText w:val="○"/>
       <w:lvlJc w:val="left"/>
       <w:pPr>
-        <w:ind w:left="5760" w:hanging="360"/>
+        <w:ind w:hanging="360" w:left="5760"/>
       </w:pPr>
       <w:rPr>
         <w:u w:val="none"/>
@@ -1889,7 +1288,7 @@
       <w:lvlText w:val="■"/>
       <w:lvlJc w:val="left"/>
       <w:pPr>
-        <w:ind w:left="6480" w:hanging="360"/>
+        <w:ind w:hanging="360" w:left="6480"/>
       </w:pPr>
       <w:rPr>
         <w:u w:val="none"/>
@@ -1903,7 +1302,7 @@
       <w:lvlText w:val="●"/>
       <w:lvlJc w:val="left"/>
       <w:pPr>
-        <w:ind w:left="720" w:hanging="360"/>
+        <w:ind w:hanging="360" w:left="720"/>
       </w:pPr>
       <w:rPr>
         <w:u w:val="none"/>
@@ -1915,7 +1314,7 @@
       <w:lvlText w:val="○"/>
       <w:lvlJc w:val="left"/>
       <w:pPr>
-        <w:ind w:left="1440" w:hanging="360"/>
+        <w:ind w:hanging="360" w:left="1440"/>
       </w:pPr>
       <w:rPr>
         <w:u w:val="none"/>
@@ -1927,7 +1326,7 @@
       <w:lvlText w:val="■"/>
       <w:lvlJc w:val="left"/>
       <w:pPr>
-        <w:ind w:left="2160" w:hanging="360"/>
+        <w:ind w:hanging="360" w:left="2160"/>
       </w:pPr>
       <w:rPr>
         <w:u w:val="none"/>
@@ -1939,7 +1338,7 @@
       <w:lvlText w:val="●"/>
       <w:lvlJc w:val="left"/>
       <w:pPr>
-        <w:ind w:left="2880" w:hanging="360"/>
+        <w:ind w:hanging="360" w:left="2880"/>
       </w:pPr>
       <w:rPr>
         <w:u w:val="none"/>
@@ -1951,7 +1350,7 @@
       <w:lvlText w:val="○"/>
       <w:lvlJc w:val="left"/>
       <w:pPr>
-        <w:ind w:left="3600" w:hanging="360"/>
+        <w:ind w:hanging="360" w:left="3600"/>
       </w:pPr>
       <w:rPr>
         <w:u w:val="none"/>
@@ -1963,7 +1362,7 @@
       <w:lvlText w:val="■"/>
       <w:lvlJc w:val="left"/>
       <w:pPr>
-        <w:ind w:left="4320" w:hanging="360"/>
+        <w:ind w:hanging="360" w:left="4320"/>
       </w:pPr>
       <w:rPr>
         <w:u w:val="none"/>
@@ -1975,7 +1374,7 @@
       <w:lvlText w:val="●"/>
       <w:lvlJc w:val="left"/>
       <w:pPr>
-        <w:ind w:left="5040" w:hanging="360"/>
+        <w:ind w:hanging="360" w:left="5040"/>
       </w:pPr>
       <w:rPr>
         <w:u w:val="none"/>
@@ -1987,7 +1386,7 @@
       <w:lvlText w:val="○"/>
       <w:lvlJc w:val="left"/>
       <w:pPr>
-        <w:ind w:left="5760" w:hanging="360"/>
+        <w:ind w:hanging="360" w:left="5760"/>
       </w:pPr>
       <w:rPr>
         <w:u w:val="none"/>
@@ -1999,7 +1398,7 @@
       <w:lvlText w:val="■"/>
       <w:lvlJc w:val="left"/>
       <w:pPr>
-        <w:ind w:left="6480" w:hanging="360"/>
+        <w:ind w:hanging="360" w:left="6480"/>
       </w:pPr>
       <w:rPr>
         <w:u w:val="none"/>
@@ -2013,7 +1412,7 @@
       <w:lvlText w:val="●"/>
       <w:lvlJc w:val="left"/>
       <w:pPr>
-        <w:ind w:left="720" w:hanging="360"/>
+        <w:ind w:hanging="360" w:left="720"/>
       </w:pPr>
       <w:rPr>
         <w:u w:val="none"/>
@@ -2025,7 +1424,7 @@
       <w:lvlText w:val="○"/>
       <w:lvlJc w:val="left"/>
       <w:pPr>
-        <w:ind w:left="1440" w:hanging="360"/>
+        <w:ind w:hanging="360" w:left="1440"/>
       </w:pPr>
       <w:rPr>
         <w:u w:val="none"/>
@@ -2037,7 +1436,7 @@
       <w:lvlText w:val="■"/>
       <w:lvlJc w:val="left"/>
       <w:pPr>
-        <w:ind w:left="2160" w:hanging="360"/>
+        <w:ind w:hanging="360" w:left="2160"/>
       </w:pPr>
       <w:rPr>
         <w:u w:val="none"/>
@@ -2049,7 +1448,7 @@
       <w:lvlText w:val="●"/>
       <w:lvlJc w:val="left"/>
       <w:pPr>
-        <w:ind w:left="2880" w:hanging="360"/>
+        <w:ind w:hanging="360" w:left="2880"/>
       </w:pPr>
       <w:rPr>
         <w:u w:val="none"/>
@@ -2061,7 +1460,7 @@
       <w:lvlText w:val="○"/>
       <w:lvlJc w:val="left"/>
       <w:pPr>
-        <w:ind w:left="3600" w:hanging="360"/>
+        <w:ind w:hanging="360" w:left="3600"/>
       </w:pPr>
       <w:rPr>
         <w:u w:val="none"/>
@@ -2073,7 +1472,7 @@
       <w:lvlText w:val="■"/>
       <w:lvlJc w:val="left"/>
       <w:pPr>
-        <w:ind w:left="4320" w:hanging="360"/>
+        <w:ind w:hanging="360" w:left="4320"/>
       </w:pPr>
       <w:rPr>
         <w:u w:val="none"/>
@@ -2085,7 +1484,7 @@
       <w:lvlText w:val="●"/>
       <w:lvlJc w:val="left"/>
       <w:pPr>
-        <w:ind w:left="5040" w:hanging="360"/>
+        <w:ind w:hanging="360" w:left="5040"/>
       </w:pPr>
       <w:rPr>
         <w:u w:val="none"/>
@@ -2097,7 +1496,7 @@
       <w:lvlText w:val="○"/>
       <w:lvlJc w:val="left"/>
       <w:pPr>
-        <w:ind w:left="5760" w:hanging="360"/>
+        <w:ind w:hanging="360" w:left="5760"/>
       </w:pPr>
       <w:rPr>
         <w:u w:val="none"/>
@@ -2109,7 +1508,7 @@
       <w:lvlText w:val="■"/>
       <w:lvlJc w:val="left"/>
       <w:pPr>
-        <w:ind w:left="6480" w:hanging="360"/>
+        <w:ind w:hanging="360" w:left="6480"/>
       </w:pPr>
       <w:rPr>
         <w:u w:val="none"/>
@@ -2123,7 +1522,7 @@
       <w:lvlText w:val="●"/>
       <w:lvlJc w:val="left"/>
       <w:pPr>
-        <w:ind w:left="720" w:hanging="360"/>
+        <w:ind w:hanging="360" w:left="720"/>
       </w:pPr>
       <w:rPr>
         <w:u w:val="none"/>
@@ -2135,7 +1534,7 @@
       <w:lvlText w:val="○"/>
       <w:lvlJc w:val="left"/>
       <w:pPr>
-        <w:ind w:left="1440" w:hanging="360"/>
+        <w:ind w:hanging="360" w:left="1440"/>
       </w:pPr>
       <w:rPr>
         <w:u w:val="none"/>
@@ -2147,7 +1546,7 @@
       <w:lvlText w:val="■"/>
       <w:lvlJc w:val="left"/>
       <w:pPr>
-        <w:ind w:left="2160" w:hanging="360"/>
+        <w:ind w:hanging="360" w:left="2160"/>
       </w:pPr>
       <w:rPr>
         <w:u w:val="none"/>
@@ -2159,7 +1558,7 @@
       <w:lvlText w:val="●"/>
       <w:lvlJc w:val="left"/>
       <w:pPr>
-        <w:ind w:left="2880" w:hanging="360"/>
+        <w:ind w:hanging="360" w:left="2880"/>
       </w:pPr>
       <w:rPr>
         <w:u w:val="none"/>
@@ -2171,7 +1570,7 @@
       <w:lvlText w:val="○"/>
       <w:lvlJc w:val="left"/>
       <w:pPr>
-        <w:ind w:left="3600" w:hanging="360"/>
+        <w:ind w:hanging="360" w:left="3600"/>
       </w:pPr>
       <w:rPr>
         <w:u w:val="none"/>
@@ -2183,7 +1582,7 @@
       <w:lvlText w:val="■"/>
       <w:lvlJc w:val="left"/>
       <w:pPr>
-        <w:ind w:left="4320" w:hanging="360"/>
+        <w:ind w:hanging="360" w:left="4320"/>
       </w:pPr>
       <w:rPr>
         <w:u w:val="none"/>
@@ -2195,7 +1594,7 @@
       <w:lvlText w:val="●"/>
       <w:lvlJc w:val="left"/>
       <w:pPr>
-        <w:ind w:left="5040" w:hanging="360"/>
+        <w:ind w:hanging="360" w:left="5040"/>
       </w:pPr>
       <w:rPr>
         <w:u w:val="none"/>
@@ -2207,7 +1606,7 @@
       <w:lvlText w:val="○"/>
       <w:lvlJc w:val="left"/>
       <w:pPr>
-        <w:ind w:left="5760" w:hanging="360"/>
+        <w:ind w:hanging="360" w:left="5760"/>
       </w:pPr>
       <w:rPr>
         <w:u w:val="none"/>
@@ -2219,7 +1618,7 @@
       <w:lvlText w:val="■"/>
       <w:lvlJc w:val="left"/>
       <w:pPr>
-        <w:ind w:left="6480" w:hanging="360"/>
+        <w:ind w:hanging="360" w:left="6480"/>
       </w:pPr>
       <w:rPr>
         <w:u w:val="none"/>
@@ -2233,106 +1632,285 @@
       <w:lvlText w:val="●"/>
       <w:lvlJc w:val="left"/>
       <w:pPr>
+        <w:ind w:hanging="360" w:left="720"/>
+      </w:pPr>
+      <w:rPr>
+        <w:u w:val="none"/>
+      </w:rPr>
+    </w:lvl>
+    <w:lvl w:ilvl="1">
+      <w:start w:val="1"/>
+      <w:numFmt w:val="bullet"/>
+      <w:lvlText w:val="○"/>
+      <w:lvlJc w:val="left"/>
+      <w:pPr>
+        <w:ind w:hanging="360" w:left="1440"/>
+      </w:pPr>
+      <w:rPr>
+        <w:u w:val="none"/>
+      </w:rPr>
+    </w:lvl>
+    <w:lvl w:ilvl="2">
+      <w:start w:val="1"/>
+      <w:numFmt w:val="bullet"/>
+      <w:lvlText w:val="■"/>
+      <w:lvlJc w:val="left"/>
+      <w:pPr>
+        <w:ind w:hanging="360" w:left="2160"/>
+      </w:pPr>
+      <w:rPr>
+        <w:u w:val="none"/>
+      </w:rPr>
+    </w:lvl>
+    <w:lvl w:ilvl="3">
+      <w:start w:val="1"/>
+      <w:numFmt w:val="bullet"/>
+      <w:lvlText w:val="●"/>
+      <w:lvlJc w:val="left"/>
+      <w:pPr>
+        <w:ind w:hanging="360" w:left="2880"/>
+      </w:pPr>
+      <w:rPr>
+        <w:u w:val="none"/>
+      </w:rPr>
+    </w:lvl>
+    <w:lvl w:ilvl="4">
+      <w:start w:val="1"/>
+      <w:numFmt w:val="bullet"/>
+      <w:lvlText w:val="○"/>
+      <w:lvlJc w:val="left"/>
+      <w:pPr>
+        <w:ind w:hanging="360" w:left="3600"/>
+      </w:pPr>
+      <w:rPr>
+        <w:u w:val="none"/>
+      </w:rPr>
+    </w:lvl>
+    <w:lvl w:ilvl="5">
+      <w:start w:val="1"/>
+      <w:numFmt w:val="bullet"/>
+      <w:lvlText w:val="■"/>
+      <w:lvlJc w:val="left"/>
+      <w:pPr>
+        <w:ind w:hanging="360" w:left="4320"/>
+      </w:pPr>
+      <w:rPr>
+        <w:u w:val="none"/>
+      </w:rPr>
+    </w:lvl>
+    <w:lvl w:ilvl="6">
+      <w:start w:val="1"/>
+      <w:numFmt w:val="bullet"/>
+      <w:lvlText w:val="●"/>
+      <w:lvlJc w:val="left"/>
+      <w:pPr>
+        <w:ind w:hanging="360" w:left="5040"/>
+      </w:pPr>
+      <w:rPr>
+        <w:u w:val="none"/>
+      </w:rPr>
+    </w:lvl>
+    <w:lvl w:ilvl="7">
+      <w:start w:val="1"/>
+      <w:numFmt w:val="bullet"/>
+      <w:lvlText w:val="○"/>
+      <w:lvlJc w:val="left"/>
+      <w:pPr>
+        <w:ind w:hanging="360" w:left="5760"/>
+      </w:pPr>
+      <w:rPr>
+        <w:u w:val="none"/>
+      </w:rPr>
+    </w:lvl>
+    <w:lvl w:ilvl="8">
+      <w:start w:val="1"/>
+      <w:numFmt w:val="bullet"/>
+      <w:lvlText w:val="■"/>
+      <w:lvlJc w:val="left"/>
+      <w:pPr>
+        <w:ind w:hanging="360" w:left="6480"/>
+      </w:pPr>
+      <w:rPr>
+        <w:u w:val="none"/>
+      </w:rPr>
+    </w:lvl>
+  </w:abstractNum>
+  <w:abstractNum w:abstractNumId="990">
+    <w:nsid w:val="0000A990"/>
+    <w:multiLevelType w:val="multilevel"/>
+    <w:lvl w:ilvl="0">
+      <w:numFmt w:val="bullet"/>
+      <w:lvlText w:val=" "/>
+      <w:lvlJc w:val="left"/>
+      <w:pPr>
         <w:ind w:left="720" w:hanging="360"/>
       </w:pPr>
-      <w:rPr>
-        <w:u w:val="none"/>
-      </w:rPr>
     </w:lvl>
     <w:lvl w:ilvl="1">
-      <w:start w:val="1"/>
-      <w:numFmt w:val="bullet"/>
-      <w:lvlText w:val="○"/>
+      <w:numFmt w:val="bullet"/>
+      <w:lvlText w:val=" "/>
       <w:lvlJc w:val="left"/>
       <w:pPr>
         <w:ind w:left="1440" w:hanging="360"/>
       </w:pPr>
-      <w:rPr>
-        <w:u w:val="none"/>
-      </w:rPr>
     </w:lvl>
     <w:lvl w:ilvl="2">
-      <w:start w:val="1"/>
-      <w:numFmt w:val="bullet"/>
-      <w:lvlText w:val="■"/>
+      <w:numFmt w:val="bullet"/>
+      <w:lvlText w:val=" "/>
       <w:lvlJc w:val="left"/>
       <w:pPr>
         <w:ind w:left="2160" w:hanging="360"/>
       </w:pPr>
-      <w:rPr>
-        <w:u w:val="none"/>
-      </w:rPr>
     </w:lvl>
     <w:lvl w:ilvl="3">
-      <w:start w:val="1"/>
-      <w:numFmt w:val="bullet"/>
-      <w:lvlText w:val="●"/>
+      <w:numFmt w:val="bullet"/>
+      <w:lvlText w:val=" "/>
       <w:lvlJc w:val="left"/>
       <w:pPr>
         <w:ind w:left="2880" w:hanging="360"/>
       </w:pPr>
-      <w:rPr>
-        <w:u w:val="none"/>
-      </w:rPr>
     </w:lvl>
     <w:lvl w:ilvl="4">
-      <w:start w:val="1"/>
-      <w:numFmt w:val="bullet"/>
-      <w:lvlText w:val="○"/>
+      <w:numFmt w:val="bullet"/>
+      <w:lvlText w:val=" "/>
       <w:lvlJc w:val="left"/>
       <w:pPr>
         <w:ind w:left="3600" w:hanging="360"/>
       </w:pPr>
-      <w:rPr>
-        <w:u w:val="none"/>
-      </w:rPr>
     </w:lvl>
     <w:lvl w:ilvl="5">
-      <w:start w:val="1"/>
-      <w:numFmt w:val="bullet"/>
-      <w:lvlText w:val="■"/>
+      <w:numFmt w:val="bullet"/>
+      <w:lvlText w:val=" "/>
       <w:lvlJc w:val="left"/>
       <w:pPr>
         <w:ind w:left="4320" w:hanging="360"/>
       </w:pPr>
-      <w:rPr>
-        <w:u w:val="none"/>
-      </w:rPr>
     </w:lvl>
     <w:lvl w:ilvl="6">
-      <w:start w:val="1"/>
-      <w:numFmt w:val="bullet"/>
-      <w:lvlText w:val="●"/>
+      <w:numFmt w:val="bullet"/>
+      <w:lvlText w:val=" "/>
       <w:lvlJc w:val="left"/>
       <w:pPr>
         <w:ind w:left="5040" w:hanging="360"/>
       </w:pPr>
-      <w:rPr>
-        <w:u w:val="none"/>
-      </w:rPr>
     </w:lvl>
     <w:lvl w:ilvl="7">
-      <w:start w:val="1"/>
-      <w:numFmt w:val="bullet"/>
-      <w:lvlText w:val="○"/>
+      <w:numFmt w:val="bullet"/>
+      <w:lvlText w:val=" "/>
       <w:lvlJc w:val="left"/>
       <w:pPr>
         <w:ind w:left="5760" w:hanging="360"/>
       </w:pPr>
-      <w:rPr>
-        <w:u w:val="none"/>
-      </w:rPr>
     </w:lvl>
     <w:lvl w:ilvl="8">
-      <w:start w:val="1"/>
-      <w:numFmt w:val="bullet"/>
-      <w:lvlText w:val="■"/>
+      <w:numFmt w:val="bullet"/>
+      <w:lvlText w:val=" "/>
       <w:lvlJc w:val="left"/>
       <w:pPr>
         <w:ind w:left="6480" w:hanging="360"/>
       </w:pPr>
-      <w:rPr>
-        <w:u w:val="none"/>
+    </w:lvl>
+  </w:abstractNum>
+  <w:abstractNum w:abstractNumId="991">
+    <w:nsid w:val="0000A991"/>
+    <w:multiLevelType w:val="multilevel"/>
+    <w:lvl w:ilvl="0">
+      <w:numFmt w:val="bullet"/>
+      <w:lvlText w:val=""/>
+      <w:lvlJc w:val="left"/>
+      <w:pPr>
+        <w:ind w:left="720" w:hanging="360"/>
+      </w:pPr>
+      <w:rPr>
+        <w:rFonts w:ascii="Symbol" w:hAnsi="Symbol" w:cs="Symbol" w:hint="default"/>
+      </w:rPr>
+    </w:lvl>
+    <w:lvl w:ilvl="1">
+      <w:numFmt w:val="bullet"/>
+      <w:lvlText w:val="o"/>
+      <w:lvlJc w:val="left"/>
+      <w:pPr>
+        <w:ind w:left="1440" w:hanging="360"/>
+      </w:pPr>
+      <w:rPr>
+        <w:rFonts w:ascii="Courier New" w:hAnsi="Courier New" w:cs="Courier New" w:hint="default"/>
+      </w:rPr>
+    </w:lvl>
+    <w:lvl w:ilvl="2">
+      <w:numFmt w:val="bullet"/>
+      <w:lvlText w:val=""/>
+      <w:lvlJc w:val="left"/>
+      <w:pPr>
+        <w:ind w:left="2160" w:hanging="360"/>
+      </w:pPr>
+      <w:rPr>
+        <w:rFonts w:ascii="Wingdings" w:hAnsi="Wingdings" w:cs="Wingdings" w:hint="default"/>
+      </w:rPr>
+    </w:lvl>
+    <w:lvl w:ilvl="3">
+      <w:numFmt w:val="bullet"/>
+      <w:lvlText w:val=""/>
+      <w:lvlJc w:val="left"/>
+      <w:pPr>
+        <w:ind w:left="2880" w:hanging="360"/>
+      </w:pPr>
+      <w:rPr>
+        <w:rFonts w:ascii="Symbol" w:hAnsi="Symbol" w:cs="Symbol" w:hint="default"/>
+      </w:rPr>
+    </w:lvl>
+    <w:lvl w:ilvl="4">
+      <w:numFmt w:val="bullet"/>
+      <w:lvlText w:val="o"/>
+      <w:lvlJc w:val="left"/>
+      <w:pPr>
+        <w:ind w:left="3600" w:hanging="360"/>
+      </w:pPr>
+      <w:rPr>
+        <w:rFonts w:ascii="Courier New" w:hAnsi="Courier New" w:cs="Courier New" w:hint="default"/>
+      </w:rPr>
+    </w:lvl>
+    <w:lvl w:ilvl="5">
+      <w:numFmt w:val="bullet"/>
+      <w:lvlText w:val=""/>
+      <w:lvlJc w:val="left"/>
+      <w:pPr>
+        <w:ind w:left="4320" w:hanging="360"/>
+      </w:pPr>
+      <w:rPr>
+        <w:rFonts w:ascii="Wingdings" w:hAnsi="Wingdings" w:cs="Wingdings" w:hint="default"/>
+      </w:rPr>
+    </w:lvl>
+    <w:lvl w:ilvl="6">
+      <w:numFmt w:val="bullet"/>
+      <w:lvlText w:val=""/>
+      <w:lvlJc w:val="left"/>
+      <w:pPr>
+        <w:ind w:left="5040" w:hanging="360"/>
+      </w:pPr>
+      <w:rPr>
+        <w:rFonts w:ascii="Symbol" w:hAnsi="Symbol" w:cs="Symbol" w:hint="default"/>
+      </w:rPr>
+    </w:lvl>
+    <w:lvl w:ilvl="7">
+      <w:numFmt w:val="bullet"/>
+      <w:lvlText w:val="o"/>
+      <w:lvlJc w:val="left"/>
+      <w:pPr>
+        <w:ind w:left="5760" w:hanging="360"/>
+      </w:pPr>
+      <w:rPr>
+        <w:rFonts w:ascii="Courier New" w:hAnsi="Courier New" w:cs="Courier New" w:hint="default"/>
+      </w:rPr>
+    </w:lvl>
+    <w:lvl w:ilvl="8">
+      <w:numFmt w:val="bullet"/>
+      <w:lvlText w:val=""/>
+      <w:lvlJc w:val="left"/>
+      <w:pPr>
+        <w:ind w:left="6480" w:hanging="360"/>
+      </w:pPr>
+      <w:rPr>
+        <w:rFonts w:ascii="Wingdings" w:hAnsi="Wingdings" w:cs="Wingdings" w:hint="default"/>
       </w:rPr>
     </w:lvl>
   </w:abstractNum>
@@ -2363,11 +1941,35 @@
   <w:num w:numId="9">
     <w:abstractNumId w:val="9"/>
   </w:num>
+  <w:num w:numId="1000">
+    <w:abstractNumId w:val="990"/>
+  </w:num>
+  <w:num w:numId="1001">
+    <w:abstractNumId w:val="991"/>
+  </w:num>
+  <w:num w:numId="1002">
+    <w:abstractNumId w:val="991"/>
+  </w:num>
+  <w:num w:numId="1003">
+    <w:abstractNumId w:val="991"/>
+  </w:num>
+  <w:num w:numId="1004">
+    <w:abstractNumId w:val="991"/>
+  </w:num>
+  <w:num w:numId="1005">
+    <w:abstractNumId w:val="991"/>
+  </w:num>
+  <w:num w:numId="1006">
+    <w:abstractNumId w:val="991"/>
+  </w:num>
+  <w:num w:numId="1007">
+    <w:abstractNumId w:val="991"/>
+  </w:num>
 </w:numbering>
 </file>
 
 <file path=word/styles.xml><?xml version="1.0" encoding="utf-8"?>
-<w:styles xmlns:mc="http://schemas.openxmlformats.org/markup-compatibility/2006" xmlns:o="urn:schemas-microsoft-com:office:office" xmlns:r="http://schemas.openxmlformats.org/officeDocument/2006/relationships" xmlns:m="http://schemas.openxmlformats.org/officeDocument/2006/math" xmlns:v="urn:schemas-microsoft-com:vml" xmlns:wp="http://schemas.openxmlformats.org/drawingml/2006/wordprocessingDrawing" xmlns:w10="urn:schemas-microsoft-com:office:word" xmlns:w="http://schemas.openxmlformats.org/wordprocessingml/2006/main" xmlns:wne="http://schemas.microsoft.com/office/word/2006/wordml" xmlns:sl="http://schemas.openxmlformats.org/schemaLibrary/2006/main" xmlns:a="http://schemas.openxmlformats.org/drawingml/2006/main" xmlns:pic="http://schemas.openxmlformats.org/drawingml/2006/picture" xmlns:c="http://schemas.openxmlformats.org/drawingml/2006/chart" xmlns:lc="http://schemas.openxmlformats.org/drawingml/2006/lockedCanvas" xmlns:dgm="http://schemas.openxmlformats.org/drawingml/2006/diagram" xmlns:wps="http://schemas.microsoft.com/office/word/2010/wordprocessingShape" xmlns:wpg="http://schemas.microsoft.com/office/word/2010/wordprocessingGroup" xmlns:w14="http://schemas.microsoft.com/office/word/2010/wordml" xmlns:w15="http://schemas.microsoft.com/office/word/2012/wordml" xmlns:w16="http://schemas.microsoft.com/office/word/2018/wordml" xmlns:w16cex="http://schemas.microsoft.com/office/word/2018/wordml/cex" xmlns:w16cid="http://schemas.microsoft.com/office/word/2016/wordml/cid" xmlns="http://schemas.microsoft.com/office/tasks/2019/documenttasks" xmlns:cr="http://schemas.microsoft.com/office/comments/2020/reactions">
+<w:styles xmlns="http://schemas.microsoft.com/office/tasks/2019/documenttasks" xmlns:a="http://schemas.openxmlformats.org/drawingml/2006/main" xmlns:c="http://schemas.openxmlformats.org/drawingml/2006/chart" xmlns:cr="http://schemas.microsoft.com/office/comments/2020/reactions" xmlns:dgm="http://schemas.openxmlformats.org/drawingml/2006/diagram" xmlns:lc="http://schemas.openxmlformats.org/drawingml/2006/lockedCanvas" xmlns:m="http://schemas.openxmlformats.org/officeDocument/2006/math" xmlns:mc="http://schemas.openxmlformats.org/markup-compatibility/2006" xmlns:o="urn:schemas-microsoft-com:office:office" xmlns:pic="http://schemas.openxmlformats.org/drawingml/2006/picture" xmlns:r="http://schemas.openxmlformats.org/officeDocument/2006/relationships" xmlns:sl="http://schemas.openxmlformats.org/schemaLibrary/2006/main" xmlns:v="urn:schemas-microsoft-com:vml" xmlns:w="http://schemas.openxmlformats.org/wordprocessingml/2006/main" xmlns:w10="urn:schemas-microsoft-com:office:word" xmlns:w14="http://schemas.microsoft.com/office/word/2010/wordml" xmlns:w15="http://schemas.microsoft.com/office/word/2012/wordml" xmlns:w16="http://schemas.microsoft.com/office/word/2018/wordml" xmlns:w16cex="http://schemas.microsoft.com/office/word/2018/wordml/cex" xmlns:w16cid="http://schemas.microsoft.com/office/word/2016/wordml/cid" xmlns:wne="http://schemas.microsoft.com/office/word/2006/wordml" xmlns:wp="http://schemas.openxmlformats.org/drawingml/2006/wordprocessingDrawing" xmlns:wpg="http://schemas.microsoft.com/office/word/2010/wordprocessingGroup" xmlns:wps="http://schemas.microsoft.com/office/word/2010/wordprocessingShape">
   <w:docDefaults>
     <w:rPrDefault>
       <w:rPr>
@@ -2383,21 +1985,21 @@
       </w:pPr>
     </w:pPrDefault>
   </w:docDefaults>
-  <w:style w:type="table" w:styleId="TableNormal" w:default="1">
+  <w:style w:default="1" w:styleId="TableNormal" w:type="table">
     <w:name w:val="TableNormal"/>
     <w:tblPr>
       <w:tblCellMar>
-        <w:top w:w="100.0" w:type="dxa"/>
-        <w:left w:w="100.0" w:type="dxa"/>
-        <w:bottom w:w="100.0" w:type="dxa"/>
-        <w:right w:w="100.0" w:type="dxa"/>
+        <w:top w:type="dxa" w:w="100.0"/>
+        <w:left w:type="dxa" w:w="100.0"/>
+        <w:bottom w:type="dxa" w:w="100.0"/>
+        <w:right w:type="dxa" w:w="100.0"/>
       </w:tblCellMar>
     </w:tblPr>
   </w:style>
-  <w:style w:type="paragraph" w:styleId="Normal" w:default="1">
+  <w:style w:default="1" w:styleId="Normal" w:type="paragraph">
     <w:name w:val="normal"/>
   </w:style>
-  <w:style w:type="paragraph" w:styleId="Heading1">
+  <w:style w:styleId="Heading1" w:type="paragraph">
     <w:name w:val="heading 1"/>
     <w:basedOn w:val="Normal"/>
     <w:next w:val="Normal"/>
@@ -2411,7 +2013,7 @@
       <w:bCs w:val="1"/>
     </w:rPr>
   </w:style>
-  <w:style w:type="paragraph" w:styleId="Heading2">
+  <w:style w:styleId="Heading2" w:type="paragraph">
     <w:name w:val="heading 2"/>
     <w:basedOn w:val="Normal"/>
     <w:next w:val="Normal"/>
@@ -2425,7 +2027,7 @@
       <w:bCs w:val="1"/>
     </w:rPr>
   </w:style>
-  <w:style w:type="paragraph" w:styleId="Heading3">
+  <w:style w:styleId="Heading3" w:type="paragraph">
     <w:name w:val="heading 3"/>
     <w:basedOn w:val="Normal"/>
     <w:next w:val="Normal"/>
@@ -2438,7 +2040,7 @@
       <w:bCs w:val="1"/>
     </w:rPr>
   </w:style>
-  <w:style w:type="paragraph" w:styleId="Heading4">
+  <w:style w:styleId="Heading4" w:type="paragraph">
     <w:name w:val="heading 4"/>
     <w:basedOn w:val="Normal"/>
     <w:next w:val="Normal"/>
@@ -2446,12 +2048,12 @@
       <w:keepNext w:val="1"/>
       <w:keepLines w:val="1"/>
       <w:tabs>
-        <w:tab w:val="right" w:leader="none" w:pos="8640"/>
+        <w:tab w:leader="none" w:pos="8640" w:val="right"/>
       </w:tabs>
     </w:pPr>
     <w:rPr/>
   </w:style>
-  <w:style w:type="paragraph" w:styleId="Heading5">
+  <w:style w:styleId="Heading5" w:type="paragraph">
     <w:name w:val="heading 5"/>
     <w:basedOn w:val="Normal"/>
     <w:next w:val="Normal"/>
@@ -2467,7 +2069,7 @@
       <w:szCs w:val="22"/>
     </w:rPr>
   </w:style>
-  <w:style w:type="paragraph" w:styleId="Heading6">
+  <w:style w:styleId="Heading6" w:type="paragraph">
     <w:name w:val="heading 6"/>
     <w:basedOn w:val="Normal"/>
     <w:next w:val="Normal"/>
@@ -2485,7 +2087,7 @@
       <w:szCs w:val="22"/>
     </w:rPr>
   </w:style>
-  <w:style w:type="paragraph" w:styleId="Title">
+  <w:style w:styleId="Title" w:type="paragraph">
     <w:name w:val="Title"/>
     <w:basedOn w:val="Normal"/>
     <w:next w:val="Normal"/>
@@ -2500,7 +2102,7 @@
       <w:szCs w:val="52"/>
     </w:rPr>
   </w:style>
-  <w:style w:type="paragraph" w:styleId="Subtitle">
+  <w:style w:styleId="Subtitle" w:type="paragraph">
     <w:name w:val="Subtitle"/>
     <w:basedOn w:val="Normal"/>
     <w:next w:val="Normal"/>
@@ -2518,6 +2120,240 @@
       <w:sz w:val="30"/>
       <w:szCs w:val="30"/>
     </w:rPr>
+  </w:style>
+  <w:style w:type="paragraph" w:customStyle="1" w:styleId="SourceCode">
+    <w:name w:val="Source Code"/>
+    <w:basedOn w:val="Normal"/>
+    <w:link w:val="VerbatimChar"/>
+    <w:pPr>
+      <w:wordWrap w:val="off"/>
+    </w:pPr>
+  </w:style>
+  <w:style w:type="character" w:customStyle="1" w:styleId="KeywordTok">
+    <w:name w:val="KeywordTok"/>
+    <w:basedOn w:val="VerbatimChar"/>
+    <w:rPr>
+      <w:b/>
+      <w:color w:val="007020"/>
+    </w:rPr>
+  </w:style>
+  <w:style w:type="character" w:customStyle="1" w:styleId="DataTypeTok">
+    <w:name w:val="DataTypeTok"/>
+    <w:basedOn w:val="VerbatimChar"/>
+    <w:rPr>
+      <w:color w:val="902000"/>
+    </w:rPr>
+  </w:style>
+  <w:style w:type="character" w:customStyle="1" w:styleId="DecValTok">
+    <w:name w:val="DecValTok"/>
+    <w:basedOn w:val="VerbatimChar"/>
+    <w:rPr>
+      <w:color w:val="40a070"/>
+    </w:rPr>
+  </w:style>
+  <w:style w:type="character" w:customStyle="1" w:styleId="BaseNTok">
+    <w:name w:val="BaseNTok"/>
+    <w:basedOn w:val="VerbatimChar"/>
+    <w:rPr>
+      <w:color w:val="40a070"/>
+    </w:rPr>
+  </w:style>
+  <w:style w:type="character" w:customStyle="1" w:styleId="FloatTok">
+    <w:name w:val="FloatTok"/>
+    <w:basedOn w:val="VerbatimChar"/>
+    <w:rPr>
+      <w:color w:val="40a070"/>
+    </w:rPr>
+  </w:style>
+  <w:style w:type="character" w:customStyle="1" w:styleId="ConstantTok">
+    <w:name w:val="ConstantTok"/>
+    <w:basedOn w:val="VerbatimChar"/>
+    <w:rPr>
+      <w:color w:val="880000"/>
+    </w:rPr>
+  </w:style>
+  <w:style w:type="character" w:customStyle="1" w:styleId="CharTok">
+    <w:name w:val="CharTok"/>
+    <w:basedOn w:val="VerbatimChar"/>
+    <w:rPr>
+      <w:color w:val="4070a0"/>
+    </w:rPr>
+  </w:style>
+  <w:style w:type="character" w:customStyle="1" w:styleId="SpecialCharTok">
+    <w:name w:val="SpecialCharTok"/>
+    <w:basedOn w:val="VerbatimChar"/>
+    <w:rPr>
+      <w:color w:val="4070a0"/>
+    </w:rPr>
+  </w:style>
+  <w:style w:type="character" w:customStyle="1" w:styleId="StringTok">
+    <w:name w:val="StringTok"/>
+    <w:basedOn w:val="VerbatimChar"/>
+    <w:rPr>
+      <w:color w:val="4070a0"/>
+    </w:rPr>
+  </w:style>
+  <w:style w:type="character" w:customStyle="1" w:styleId="VerbatimStringTok">
+    <w:name w:val="VerbatimStringTok"/>
+    <w:basedOn w:val="VerbatimChar"/>
+    <w:rPr>
+      <w:color w:val="4070a0"/>
+    </w:rPr>
+  </w:style>
+  <w:style w:type="character" w:customStyle="1" w:styleId="SpecialStringTok">
+    <w:name w:val="SpecialStringTok"/>
+    <w:basedOn w:val="VerbatimChar"/>
+    <w:rPr>
+      <w:color w:val="bb6688"/>
+    </w:rPr>
+  </w:style>
+  <w:style w:type="character" w:customStyle="1" w:styleId="ImportTok">
+    <w:name w:val="ImportTok"/>
+    <w:basedOn w:val="VerbatimChar"/>
+    <w:rPr>
+      <w:b/>
+      <w:color w:val="008000"/>
+    </w:rPr>
+  </w:style>
+  <w:style w:type="character" w:customStyle="1" w:styleId="CommentTok">
+    <w:name w:val="CommentTok"/>
+    <w:basedOn w:val="VerbatimChar"/>
+    <w:rPr>
+      <w:i/>
+      <w:color w:val="60a0b0"/>
+    </w:rPr>
+  </w:style>
+  <w:style w:type="character" w:customStyle="1" w:styleId="DocumentationTok">
+    <w:name w:val="DocumentationTok"/>
+    <w:basedOn w:val="VerbatimChar"/>
+    <w:rPr>
+      <w:i/>
+      <w:color w:val="ba2121"/>
+    </w:rPr>
+  </w:style>
+  <w:style w:type="character" w:customStyle="1" w:styleId="AnnotationTok">
+    <w:name w:val="AnnotationTok"/>
+    <w:basedOn w:val="VerbatimChar"/>
+    <w:rPr>
+      <w:b/>
+      <w:i/>
+      <w:color w:val="60a0b0"/>
+    </w:rPr>
+  </w:style>
+  <w:style w:type="character" w:customStyle="1" w:styleId="CommentVarTok">
+    <w:name w:val="CommentVarTok"/>
+    <w:basedOn w:val="VerbatimChar"/>
+    <w:rPr>
+      <w:b/>
+      <w:i/>
+      <w:color w:val="60a0b0"/>
+    </w:rPr>
+  </w:style>
+  <w:style w:type="character" w:customStyle="1" w:styleId="OtherTok">
+    <w:name w:val="OtherTok"/>
+    <w:basedOn w:val="VerbatimChar"/>
+    <w:rPr>
+      <w:color w:val="007020"/>
+    </w:rPr>
+  </w:style>
+  <w:style w:type="character" w:customStyle="1" w:styleId="FunctionTok">
+    <w:name w:val="FunctionTok"/>
+    <w:basedOn w:val="VerbatimChar"/>
+    <w:rPr>
+      <w:color w:val="06287e"/>
+    </w:rPr>
+  </w:style>
+  <w:style w:type="character" w:customStyle="1" w:styleId="VariableTok">
+    <w:name w:val="VariableTok"/>
+    <w:basedOn w:val="VerbatimChar"/>
+    <w:rPr>
+      <w:color w:val="19177c"/>
+    </w:rPr>
+  </w:style>
+  <w:style w:type="character" w:customStyle="1" w:styleId="ControlFlowTok">
+    <w:name w:val="ControlFlowTok"/>
+    <w:basedOn w:val="VerbatimChar"/>
+    <w:rPr>
+      <w:b/>
+      <w:color w:val="007020"/>
+    </w:rPr>
+  </w:style>
+  <w:style w:type="character" w:customStyle="1" w:styleId="OperatorTok">
+    <w:name w:val="OperatorTok"/>
+    <w:basedOn w:val="VerbatimChar"/>
+    <w:rPr>
+      <w:color w:val="666666"/>
+    </w:rPr>
+  </w:style>
+  <w:style w:type="character" w:customStyle="1" w:styleId="BuiltInTok">
+    <w:name w:val="BuiltInTok"/>
+    <w:basedOn w:val="VerbatimChar"/>
+    <w:rPr>
+      <w:color w:val="008000"/>
+    </w:rPr>
+  </w:style>
+  <w:style w:type="character" w:customStyle="1" w:styleId="ExtensionTok">
+    <w:name w:val="ExtensionTok"/>
+    <w:basedOn w:val="VerbatimChar"/>
+    <w:rPr/>
+  </w:style>
+  <w:style w:type="character" w:customStyle="1" w:styleId="PreprocessorTok">
+    <w:name w:val="PreprocessorTok"/>
+    <w:basedOn w:val="VerbatimChar"/>
+    <w:rPr>
+      <w:color w:val="bc7a00"/>
+    </w:rPr>
+  </w:style>
+  <w:style w:type="character" w:customStyle="1" w:styleId="AttributeTok">
+    <w:name w:val="AttributeTok"/>
+    <w:basedOn w:val="VerbatimChar"/>
+    <w:rPr>
+      <w:color w:val="7d9029"/>
+    </w:rPr>
+  </w:style>
+  <w:style w:type="character" w:customStyle="1" w:styleId="RegionMarkerTok">
+    <w:name w:val="RegionMarkerTok"/>
+    <w:basedOn w:val="VerbatimChar"/>
+    <w:rPr/>
+  </w:style>
+  <w:style w:type="character" w:customStyle="1" w:styleId="InformationTok">
+    <w:name w:val="InformationTok"/>
+    <w:basedOn w:val="VerbatimChar"/>
+    <w:rPr>
+      <w:b/>
+      <w:i/>
+      <w:color w:val="60a0b0"/>
+    </w:rPr>
+  </w:style>
+  <w:style w:type="character" w:customStyle="1" w:styleId="WarningTok">
+    <w:name w:val="WarningTok"/>
+    <w:basedOn w:val="VerbatimChar"/>
+    <w:rPr>
+      <w:b/>
+      <w:i/>
+      <w:color w:val="60a0b0"/>
+    </w:rPr>
+  </w:style>
+  <w:style w:type="character" w:customStyle="1" w:styleId="AlertTok">
+    <w:name w:val="AlertTok"/>
+    <w:basedOn w:val="VerbatimChar"/>
+    <w:rPr>
+      <w:b/>
+      <w:color w:val="ff0000"/>
+    </w:rPr>
+  </w:style>
+  <w:style w:type="character" w:customStyle="1" w:styleId="ErrorTok">
+    <w:name w:val="ErrorTok"/>
+    <w:basedOn w:val="VerbatimChar"/>
+    <w:rPr>
+      <w:b/>
+      <w:color w:val="ff0000"/>
+    </w:rPr>
+  </w:style>
+  <w:style w:type="character" w:customStyle="1" w:styleId="NormalTok">
+    <w:name w:val="NormalTok"/>
+    <w:basedOn w:val="VerbatimChar"/>
+    <w:rPr/>
   </w:style>
 </w:styles>
 </file>

--- a/Main_Resume.docx
+++ b/Main_Resume.docx
@@ -16,7 +16,7 @@
         <w:pStyle w:val="FirstParagraph"/>
       </w:pPr>
       <w:r>
-        <w:t xml:space="preserve">Flagstaff, AZ 86005.</w:t>
+        <w:t xml:space="preserve">Flagstaff, AZ 86005 |</w:t>
       </w:r>
       <w:r>
         <w:t xml:space="preserve"> </w:t>
@@ -31,7 +31,10 @@
         </w:r>
       </w:hyperlink>
       <w:r>
-        <w:t xml:space="preserve">.</w:t>
+        <w:t xml:space="preserve"> </w:t>
+      </w:r>
+      <w:r>
+        <w:t xml:space="preserve">|</w:t>
       </w:r>
       <w:r>
         <w:t xml:space="preserve"> </w:t>
@@ -46,7 +49,10 @@
         </w:r>
       </w:hyperlink>
       <w:r>
-        <w:t xml:space="preserve">.</w:t>
+        <w:t xml:space="preserve"> </w:t>
+      </w:r>
+      <w:r>
+        <w:t xml:space="preserve">|</w:t>
       </w:r>
       <w:r>
         <w:t xml:space="preserve"> </w:t>
@@ -61,7 +67,10 @@
         </w:r>
       </w:hyperlink>
       <w:r>
-        <w:t xml:space="preserve">.</w:t>
+        <w:t xml:space="preserve"> </w:t>
+      </w:r>
+      <w:r>
+        <w:t xml:space="preserve">|</w:t>
       </w:r>
       <w:r>
         <w:t xml:space="preserve"> </w:t>
@@ -75,9 +84,6 @@
           <w:t xml:space="preserve">https://laplacient.com</w:t>
         </w:r>
       </w:hyperlink>
-      <w:r>
-        <w:t xml:space="preserve">.</w:t>
-      </w:r>
     </w:p>
     <w:bookmarkStart w:id="28" w:name="skills"/>
     <w:p>
@@ -103,11 +109,13 @@
         <w:t xml:space="preserve"> </w:t>
       </w:r>
       <w:r>
-        <w:t xml:space="preserve">Python, TypeScript/JavaScript, C/C++, Ruby, MATLAB, SQL</w:t>
-      </w:r>
-      <w:r>
-        <w:t xml:space="preserve"> </w:t>
-      </w:r>
+        <w:t xml:space="preserve">Python, TypeScript/JavaScript, C/C++, Ruby, MATLAB, SQL.</w:t>
+      </w:r>
+    </w:p>
+    <w:p>
+      <w:pPr>
+        <w:pStyle w:val="BodyText"/>
+      </w:pPr>
       <w:r>
         <w:rPr>
           <w:b/>
@@ -119,11 +127,13 @@
         <w:t xml:space="preserve"> </w:t>
       </w:r>
       <w:r>
-        <w:t xml:space="preserve">PyTorch, LLM evaluation, agentic workflows, vector embeddings, semantic search</w:t>
-      </w:r>
-      <w:r>
-        <w:t xml:space="preserve"> </w:t>
-      </w:r>
+        <w:t xml:space="preserve">PyTorch, LLM evaluation, agentic workflows, vector embeddings, semantic search.</w:t>
+      </w:r>
+    </w:p>
+    <w:p>
+      <w:pPr>
+        <w:pStyle w:val="BodyText"/>
+      </w:pPr>
       <w:r>
         <w:rPr>
           <w:b/>
@@ -135,11 +145,13 @@
         <w:t xml:space="preserve"> </w:t>
       </w:r>
       <w:r>
-        <w:t xml:space="preserve">React, Next.js, Vite, FastAPI, PostgreSQL</w:t>
-      </w:r>
-      <w:r>
-        <w:t xml:space="preserve"> </w:t>
-      </w:r>
+        <w:t xml:space="preserve">React, Next.js, Vite, FastAPI, PostgreSQL.</w:t>
+      </w:r>
+    </w:p>
+    <w:p>
+      <w:pPr>
+        <w:pStyle w:val="BodyText"/>
+      </w:pPr>
       <w:r>
         <w:rPr>
           <w:b/>
@@ -151,7 +163,7 @@
         <w:t xml:space="preserve"> </w:t>
       </w:r>
       <w:r>
-        <w:t xml:space="preserve">Docker, Linux/WSL, Git, pytest, Vitest, Playwright, Vercel, Railway, Render, Heroku, Supabase</w:t>
+        <w:t xml:space="preserve">Docker, Linux/WSL, Git, pytest, Vitest, Playwright, Vercel, Railway, Render, Heroku, Supabase.</w:t>
       </w:r>
     </w:p>
     <w:bookmarkEnd w:id="28"/>
@@ -641,7 +653,7 @@
         </w:numPr>
       </w:pPr>
       <w:r>
-        <w:t xml:space="preserve">Built a two-stage grid-connected PV simulation in MATLAB/Simulink modeling dual DC/DC boost converters with Hill-Climbing MPPT, PID-controlled DC link, and AC grid injection stage</w:t>
+        <w:t xml:space="preserve">Built a two-stage grid-connected PV simulation in MATLAB/Simulink modeling dual DC/DC boost converters with Hill-Climbing MPPT, PID-controlled DC link, and AC grid injection stage.</w:t>
       </w:r>
     </w:p>
     <w:bookmarkEnd w:id="44"/>

--- a/Main_Resume.docx
+++ b/Main_Resume.docx
@@ -85,6 +85,14 @@
         </w:r>
       </w:hyperlink>
     </w:p>
+    <w:p>
+      <w:pPr>
+        <w:pStyle w:val="BodyText"/>
+      </w:pPr>
+      <w:r>
+        <w:t xml:space="preserve"> </w:t>
+      </w:r>
+    </w:p>
     <w:bookmarkStart w:id="28" w:name="skills"/>
     <w:p>
       <w:pPr>
@@ -164,6 +172,14 @@
       </w:r>
       <w:r>
         <w:t xml:space="preserve">Docker, Linux/WSL, Git, pytest, Vitest, Playwright, Vercel, Railway, Render, Heroku, Supabase.</w:t>
+      </w:r>
+    </w:p>
+    <w:p>
+      <w:pPr>
+        <w:pStyle w:val="BodyText"/>
+      </w:pPr>
+      <w:r>
+        <w:t xml:space="preserve"> </w:t>
       </w:r>
     </w:p>
     <w:bookmarkEnd w:id="28"/>
@@ -436,6 +452,14 @@
         <w:t xml:space="preserve">Gained cleanroom process experience (lithography, etching, CVD) at ASU NanoFab and MacroTechnology Works; performed die wire-bond testing on the Sigma Bond Tester.</w:t>
       </w:r>
     </w:p>
+    <w:p>
+      <w:pPr>
+        <w:pStyle w:val="FirstParagraph"/>
+      </w:pPr>
+      <w:r>
+        <w:t xml:space="preserve"> </w:t>
+      </w:r>
+    </w:p>
     <w:bookmarkEnd w:id="35"/>
     <w:bookmarkEnd w:id="36"/>
     <w:bookmarkEnd w:id="37"/>
@@ -654,6 +678,14 @@
       </w:pPr>
       <w:r>
         <w:t xml:space="preserve">Built a two-stage grid-connected PV simulation in MATLAB/Simulink modeling dual DC/DC boost converters with Hill-Climbing MPPT, PID-controlled DC link, and AC grid injection stage.</w:t>
+      </w:r>
+    </w:p>
+    <w:p>
+      <w:pPr>
+        <w:pStyle w:val="FirstParagraph"/>
+      </w:pPr>
+      <w:r>
+        <w:t xml:space="preserve"> </w:t>
       </w:r>
     </w:p>
     <w:bookmarkEnd w:id="44"/>

--- a/Main_Resume.docx
+++ b/Main_Resume.docx
@@ -84,6 +84,22 @@
           <w:t xml:space="preserve">https://laplacient.com</w:t>
         </w:r>
       </w:hyperlink>
+    </w:p>
+    <w:p>
+      <w:pPr>
+        <w:pStyle w:val="BodyText"/>
+      </w:pPr>
+      <w:r>
+        <w:t xml:space="preserve"> </w:t>
+      </w:r>
+    </w:p>
+    <w:p>
+      <w:pPr>
+        <w:pStyle w:val="BodyText"/>
+      </w:pPr>
+      <w:r>
+        <w:t xml:space="preserve">Software engineer and AI/ML researcher with experience evaluating frontier LLMs, building production software and agentic automation systems, and developing machine-learning models for engineering applications. Background spans LLM evaluation, full-stack development, ML infrastructure, and electrical engineering, with experience delivering software across research, startup, and client environments.</w:t>
+      </w:r>
     </w:p>
     <w:p>
       <w:pPr>
